--- a/report/template/TAIF/ДПБ_(экспл_СПТ)/RPZ.docx
+++ b/report/template/TAIF/ДПБ_(экспл_СПТ)/RPZ.docx
@@ -5386,7 +5386,7 @@
           <w:szCs w:val="24"/>
           <w:lang w:val="ru-RU"/>
         </w:rPr>
-        <w:t xml:space="preserve">Описание решений, направленных на предупреждение развития аварий и локализацию выбросов опасных веществ на линейной части системы промысловых трубопроводов </w:t>
+        <w:t xml:space="preserve">Описание решений, направленных на предупреждение развития аварий и локализацию выбросов опасных веществ на линейной части системы трубопроводов </w:t>
       </w:r>
     </w:p>
     <w:p>
@@ -6588,7 +6588,7 @@
           <w:szCs w:val="24"/>
           <w:lang w:val="ru-RU"/>
         </w:rPr>
-        <w:t xml:space="preserve">на линейной части системы промысловых трубопроводов </w:t>
+        <w:t xml:space="preserve">на линейной части трубопроводов </w:t>
       </w:r>
     </w:p>
     <w:p>
@@ -6735,7 +6735,7 @@
           <w:szCs w:val="24"/>
           <w:lang w:val="ru-RU"/>
         </w:rPr>
-        <w:t xml:space="preserve"> зачищаются путем снятия слоя земли на глубину, превышающую на 1-2 см пропитанный нефтью грунт. </w:t>
+        <w:t xml:space="preserve"> зачищаются путем снятия слоя земли на глубину, превышающую на 1-2 см пропитанный грунт. </w:t>
       </w:r>
       <w:r>
         <w:rPr>
@@ -10425,7 +10425,24 @@
           <w:szCs w:val="24"/>
           <w:lang w:val="ru-RU"/>
         </w:rPr>
-        <w:t>Обобщенные причины аварий и несчастных случаев со смертельным исходом в 2023 году на объектах нефтегазодобывающей промышленности:</w:t>
+        <w:t xml:space="preserve">Обобщенные причины аварий и несчастных случаев со смертельным исходом в 2023 году на объектах </w:t>
+      </w:r>
+      <w:r>
+        <w:rPr>
+          <w:sz w:val="24"/>
+          <w:szCs w:val="24"/>
+          <w:lang w:val="ru-RU"/>
+        </w:rPr>
+        <w:t>магистрального трубопроводного транспорта</w:t>
+      </w:r>
+      <w:r>
+        <w:rPr>
+          <w:rFonts w:cs="Times New Roman"/>
+          <w:sz w:val="24"/>
+          <w:szCs w:val="24"/>
+          <w:lang w:val="ru-RU"/>
+        </w:rPr>
+        <w:t>:</w:t>
       </w:r>
     </w:p>
     <w:p>
@@ -10646,7 +10663,7 @@
           <w:szCs w:val="24"/>
           <w:lang w:val="ru-RU"/>
         </w:rPr>
-        <w:t>-несвоевременная герметизация утечек нефти или невыполнение требований ПМЛА при их обнаружении.</w:t>
+        <w:t xml:space="preserve">-несвоевременная герметизация утечек </w:t>
       </w:r>
     </w:p>
     <w:p>
@@ -10668,7 +10685,7 @@
           <w:szCs w:val="24"/>
           <w:lang w:val="ru-RU"/>
         </w:rPr>
-        <w:t xml:space="preserve">Наиболее часто встречающиеся нарушения на объектах нефтегазодобывающей промышленности: </w:t>
+        <w:t>или невыполнение требований ПМЛА при их обнаружении.</w:t>
       </w:r>
     </w:p>
     <w:p>
@@ -10690,7 +10707,24 @@
           <w:szCs w:val="24"/>
           <w:lang w:val="ru-RU"/>
         </w:rPr>
-        <w:t>- отсутствие документов, подтверждающих право собственности на недвижимость, входящую в состав ОПО предприятий;</w:t>
+        <w:t xml:space="preserve">Наиболее часто встречающиеся нарушения на объектах </w:t>
+      </w:r>
+      <w:r>
+        <w:rPr>
+          <w:sz w:val="24"/>
+          <w:szCs w:val="24"/>
+          <w:lang w:val="ru-RU"/>
+        </w:rPr>
+        <w:t>магистрального трубопроводного транспорта</w:t>
+      </w:r>
+      <w:r>
+        <w:rPr>
+          <w:rFonts w:cs="Times New Roman"/>
+          <w:sz w:val="24"/>
+          <w:szCs w:val="24"/>
+          <w:lang w:val="ru-RU"/>
+        </w:rPr>
+        <w:t xml:space="preserve">: </w:t>
       </w:r>
     </w:p>
     <w:p>
@@ -10712,7 +10746,7 @@
           <w:szCs w:val="24"/>
           <w:lang w:val="ru-RU"/>
         </w:rPr>
-        <w:t>- отсутствие актов приемки участков буровых работ и буровых установок в эксплуатацию;</w:t>
+        <w:t>- отсутствие документов, подтверждающих право собственности на недвижимость, входящую в состав ОПО предприятий;</w:t>
       </w:r>
     </w:p>
     <w:p>
@@ -10734,7 +10768,7 @@
           <w:szCs w:val="24"/>
           <w:lang w:val="ru-RU"/>
         </w:rPr>
-        <w:t>- необеспечение полноты и достоверности сведений при регистрации (перерегистрации) ОПО в государственном реестре ОПО;</w:t>
+        <w:t>- отсутствие актов приемки участков буровых работ и буровых установок в эксплуатацию;</w:t>
       </w:r>
     </w:p>
     <w:p>
@@ -10756,7 +10790,7 @@
           <w:szCs w:val="24"/>
           <w:lang w:val="ru-RU"/>
         </w:rPr>
-        <w:t>- отсутствие аттестации в области промышленной безопасности руководителей и специалистов, осуществляющих деятельность в области промышленной безопасности;</w:t>
+        <w:t>- необеспечение полноты и достоверности сведений при регистрации (перерегистрации) ОПО в государственном реестре ОПО;</w:t>
       </w:r>
     </w:p>
     <w:p>
@@ -10778,7 +10812,7 @@
           <w:szCs w:val="24"/>
           <w:lang w:val="ru-RU"/>
         </w:rPr>
-        <w:t>- проведение реконструкции ОПО с нарушениями законодательства Российской Федерации о градостроительной деятельности;</w:t>
+        <w:t>- отсутствие аттестации в области промышленной безопасности руководителей и специалистов, осуществляющих деятельность в области промышленной безопасности;</w:t>
       </w:r>
     </w:p>
     <w:p>
@@ -10800,7 +10834,7 @@
           <w:szCs w:val="24"/>
           <w:lang w:val="ru-RU"/>
         </w:rPr>
-        <w:t xml:space="preserve">- отсутствие учета инцидентов, несвоевременная передача оперативных сообщений об авариях; </w:t>
+        <w:t>- проведение реконструкции ОПО с нарушениями законодательства Российской Федерации о градостроительной деятельности;</w:t>
       </w:r>
     </w:p>
     <w:p>
@@ -10822,7 +10856,7 @@
           <w:szCs w:val="24"/>
           <w:lang w:val="ru-RU"/>
         </w:rPr>
-        <w:t>- разработка технологических регламентов опасных производственных объектов без учета проектной документации, а также перечня параметров, определяющих опасность процессов и подлежащих дистанционному контролю;</w:t>
+        <w:t xml:space="preserve">- отсутствие учета инцидентов, несвоевременная передача оперативных сообщений об авариях; </w:t>
       </w:r>
     </w:p>
     <w:p>
@@ -10844,7 +10878,7 @@
           <w:szCs w:val="24"/>
           <w:lang w:val="ru-RU"/>
         </w:rPr>
-        <w:t>- нарушения в части организации и осуществления производственного контроля;</w:t>
+        <w:t>- разработка технологических регламентов опасных производственных объектов без учета проектной документации, а также перечня параметров, определяющих опасность процессов и подлежащих дистанционному контролю;</w:t>
       </w:r>
     </w:p>
     <w:p>
@@ -10866,7 +10900,7 @@
           <w:szCs w:val="24"/>
           <w:lang w:val="ru-RU"/>
         </w:rPr>
-        <w:t>- нарушение требований при организации и проведении газоопасных работ;</w:t>
+        <w:t>- нарушения в части организации и осуществления производственного контроля;</w:t>
       </w:r>
     </w:p>
     <w:p>
@@ -10888,7 +10922,7 @@
           <w:szCs w:val="24"/>
           <w:lang w:val="ru-RU"/>
         </w:rPr>
-        <w:t>- нарушения требований к разработке планов мероприятий по локализации и ликвидаций последствий аварий на ОПО;</w:t>
+        <w:t>- нарушение требований при организации и проведении газоопасных работ;</w:t>
       </w:r>
     </w:p>
     <w:p>
@@ -10910,8 +10944,7 @@
           <w:szCs w:val="24"/>
           <w:lang w:val="ru-RU"/>
         </w:rPr>
-        <w:lastRenderedPageBreak/>
-        <w:t>- несвоевременное проведение экспертизы промышленной безопасности технических устройств, а также их эксплуатация при отклонении регламентированных параметров при ведении технологических процессов;</w:t>
+        <w:t>- нарушения требований к разработке планов мероприятий по локализации и ликвидаций последствий аварий на ОПО;</w:t>
       </w:r>
     </w:p>
     <w:p>
@@ -10933,6 +10966,29 @@
           <w:szCs w:val="24"/>
           <w:lang w:val="ru-RU"/>
         </w:rPr>
+        <w:lastRenderedPageBreak/>
+        <w:t>- несвоевременное проведение экспертизы промышленной безопасности технических устройств, а также их эксплуатация при отклонении регламентированных параметров при ведении технологических процессов;</w:t>
+      </w:r>
+    </w:p>
+    <w:p>
+      <w:pPr>
+        <w:spacing w:after="0" w:line="360" w:lineRule="auto"/>
+        <w:ind w:firstLine="680"/>
+        <w:jc w:val="both"/>
+        <w:rPr>
+          <w:rFonts w:cs="Times New Roman"/>
+          <w:sz w:val="24"/>
+          <w:szCs w:val="24"/>
+          <w:lang w:val="ru-RU"/>
+        </w:rPr>
+      </w:pPr>
+      <w:r>
+        <w:rPr>
+          <w:rFonts w:cs="Times New Roman"/>
+          <w:sz w:val="24"/>
+          <w:szCs w:val="24"/>
+          <w:lang w:val="ru-RU"/>
+        </w:rPr>
         <w:t>- отсутствие разработанных изготовителем руководств (инструкций) по эксплуатации и паспортов на технические устройства.</w:t>
       </w:r>
     </w:p>
@@ -10950,6 +11006,7 @@
       <w:r>
         <w:rPr>
           <w:rFonts w:cs="Times New Roman"/>
+          <w:noProof/>
           <w:sz w:val="24"/>
           <w:szCs w:val="24"/>
           <w:lang w:val="x-none"/>
@@ -10999,6 +11056,9 @@
         <w:jc w:val="both"/>
       </w:pPr>
       <w:r>
+        <w:rPr>
+          <w:noProof/>
+        </w:rPr>
         <w:drawing>
           <wp:inline distT="0" distB="0" distL="0" distR="0" wp14:anchorId="168CA619" wp14:editId="59FA7B7A">
             <wp:extent cx="5119254" cy="1643512"/>
@@ -11139,33 +11199,15 @@
           <w:szCs w:val="24"/>
           <w:lang w:val="ru-RU"/>
         </w:rPr>
-        <w:t xml:space="preserve"> – Сведения об аварийности и травматизме на </w:t>
-      </w:r>
-      <w:proofErr w:type="gramStart"/>
-      <w:r>
-        <w:rPr>
-          <w:sz w:val="24"/>
-          <w:szCs w:val="24"/>
-          <w:lang w:val="ru-RU"/>
-        </w:rPr>
-        <w:t xml:space="preserve">объектах </w:t>
-      </w:r>
-      <w:r>
-        <w:rPr>
-          <w:sz w:val="24"/>
-          <w:szCs w:val="24"/>
-          <w:lang w:val="ru-RU"/>
-        </w:rPr>
-        <w:t xml:space="preserve"> магистрального</w:t>
-      </w:r>
-      <w:proofErr w:type="gramEnd"/>
-      <w:r>
-        <w:rPr>
-          <w:sz w:val="24"/>
-          <w:szCs w:val="24"/>
-          <w:lang w:val="ru-RU"/>
-        </w:rPr>
-        <w:t xml:space="preserve"> трубопроводного транспорта</w:t>
+        <w:t xml:space="preserve"> – Сведения об аварийности и травматизме на объектах </w:t>
+      </w:r>
+      <w:r>
+        <w:rPr>
+          <w:sz w:val="24"/>
+          <w:szCs w:val="24"/>
+          <w:lang w:val="ru-RU"/>
+        </w:rPr>
+        <w:t>магистрального трубопроводного транспорта</w:t>
       </w:r>
       <w:r>
         <w:rPr>
@@ -11369,7 +11411,7 @@
           <w:szCs w:val="24"/>
           <w:lang w:val="ru-RU" w:eastAsia="ru-RU"/>
         </w:rPr>
-        <w:t xml:space="preserve">транспортирование опасных веществ (нефти или нефтепродуктов), обладающих </w:t>
+        <w:t xml:space="preserve">транспортирование опасных веществ, обладающих </w:t>
       </w:r>
       <w:proofErr w:type="spellStart"/>
       <w:r>
@@ -13276,6 +13318,7 @@
       </w:pPr>
       <w:r>
         <w:rPr>
+          <w:noProof/>
           <w:color w:val="FF0000"/>
         </w:rPr>
         <w:lastRenderedPageBreak/>
@@ -13524,6 +13567,7 @@
       </w:pPr>
       <w:r>
         <w:rPr>
+          <w:noProof/>
           <w:color w:val="00B050"/>
         </w:rPr>
         <w:lastRenderedPageBreak/>
@@ -13686,19 +13730,57 @@
         <w:rPr>
           <w:color w:val="00B050"/>
         </w:rPr>
-        <w:t>с образованием дефектного отверстия «</w:t>
-      </w:r>
-      <w:r>
+        <w:t>с образованием дефектного отверстия «малая трещина»</w:t>
+      </w:r>
+    </w:p>
+    <w:p>
+      <w:pPr>
+        <w:pStyle w:val="affc"/>
         <w:rPr>
           <w:color w:val="00B050"/>
         </w:rPr>
-        <w:t>малая трещина</w:t>
-      </w:r>
+      </w:pPr>
       <w:r>
         <w:rPr>
           <w:color w:val="00B050"/>
         </w:rPr>
-        <w:t>»</w:t>
+        <w:t xml:space="preserve">* - частоты аварийной разгерметизации трубопроводов приняты согласно сведениям </w:t>
+      </w:r>
+      <w:r>
+        <w:rPr>
+          <w:color w:val="00B050"/>
+        </w:rPr>
+        <w:t>Руководств</w:t>
+      </w:r>
+      <w:r>
+        <w:rPr>
+          <w:color w:val="00B050"/>
+        </w:rPr>
+        <w:t>а</w:t>
+      </w:r>
+      <w:r>
+        <w:rPr>
+          <w:color w:val="00B050"/>
+        </w:rPr>
+        <w:t xml:space="preserve"> по безопасности «Методические рекомендации по проведению количественного анализа риска аварий на опасных производственных объектах магистральных нефтепроводов и нефтепродуктопроводов» </w:t>
+      </w:r>
+      <w:r>
+        <w:rPr>
+          <w:color w:val="00B050"/>
+        </w:rPr>
+        <w:t>(утв. п</w:t>
+      </w:r>
+      <w:r>
+        <w:rPr>
+          <w:color w:val="00B050"/>
+        </w:rPr>
+        <w:t>риказ Ростехнадзора от 29.12.2022 № 478</w:t>
+      </w:r>
+      <w:r>
+        <w:rPr>
+          <w:color w:val="00B050"/>
+        </w:rPr>
+        <w:t>)</w:t>
       </w:r>
     </w:p>
     <w:p>
@@ -13708,66 +13790,17 @@
           <w:color w:val="00B050"/>
         </w:rPr>
       </w:pPr>
-      <w:r>
+    </w:p>
+    <w:p>
+      <w:pPr>
+        <w:pStyle w:val="affc"/>
         <w:rPr>
           <w:color w:val="00B050"/>
         </w:rPr>
-        <w:t xml:space="preserve">* - частоты аварийной разгерметизации трубопроводов приняты согласно сведениям </w:t>
-      </w:r>
-      <w:r>
-        <w:rPr>
-          <w:color w:val="00B050"/>
-        </w:rPr>
-        <w:t>Руководств</w:t>
-      </w:r>
-      <w:r>
-        <w:rPr>
-          <w:color w:val="00B050"/>
-        </w:rPr>
-        <w:t>а</w:t>
-      </w:r>
-      <w:r>
-        <w:rPr>
-          <w:color w:val="00B050"/>
-        </w:rPr>
-        <w:t xml:space="preserve"> по безопасности «Методические рекомендации по проведению количественного анализа риска аварий на опасных производственных объектах магистральных нефтепроводов и нефтепродуктопроводов» </w:t>
-      </w:r>
-      <w:r>
-        <w:rPr>
-          <w:color w:val="00B050"/>
-        </w:rPr>
-        <w:t>(утв. п</w:t>
-      </w:r>
-      <w:r>
-        <w:rPr>
-          <w:color w:val="00B050"/>
-        </w:rPr>
-        <w:t>риказ Ростехнадзора от 29.12.2022 № 478</w:t>
-      </w:r>
-      <w:r>
-        <w:rPr>
-          <w:color w:val="00B050"/>
-        </w:rPr>
-        <w:t>)</w:t>
-      </w:r>
-    </w:p>
-    <w:p>
-      <w:pPr>
-        <w:pStyle w:val="affc"/>
-        <w:rPr>
-          <w:color w:val="00B050"/>
-        </w:rPr>
-      </w:pPr>
-    </w:p>
-    <w:p>
-      <w:pPr>
-        <w:pStyle w:val="affc"/>
-        <w:rPr>
-          <w:color w:val="00B050"/>
-        </w:rPr>
-      </w:pPr>
-      <w:r>
-        <w:rPr>
+      </w:pPr>
+      <w:r>
+        <w:rPr>
+          <w:noProof/>
           <w:color w:val="00B050"/>
         </w:rPr>
         <w:drawing>
@@ -13929,19 +13962,7 @@
         <w:rPr>
           <w:color w:val="00B050"/>
         </w:rPr>
-        <w:t>с образованием дефектного отверстия «</w:t>
-      </w:r>
-      <w:r>
-        <w:rPr>
-          <w:color w:val="00B050"/>
-        </w:rPr>
-        <w:t>средняя</w:t>
-      </w:r>
-      <w:r>
-        <w:rPr>
-          <w:color w:val="00B050"/>
-        </w:rPr>
-        <w:t xml:space="preserve"> трещина»</w:t>
+        <w:t>с образованием дефектного отверстия «средняя трещина»</w:t>
       </w:r>
     </w:p>
     <w:p>
@@ -14004,6 +14025,7 @@
       </w:pPr>
       <w:r>
         <w:rPr>
+          <w:noProof/>
           <w:color w:val="00B050"/>
         </w:rPr>
         <w:drawing>
@@ -14165,19 +14187,7 @@
         <w:rPr>
           <w:color w:val="00B050"/>
         </w:rPr>
-        <w:t>с образованием дефектного отверстия «</w:t>
-      </w:r>
-      <w:r>
-        <w:rPr>
-          <w:color w:val="00B050"/>
-        </w:rPr>
-        <w:t>гильотинный разрыв</w:t>
-      </w:r>
-      <w:r>
-        <w:rPr>
-          <w:color w:val="00B050"/>
-        </w:rPr>
-        <w:t>»</w:t>
+        <w:t>с образованием дефектного отверстия «гильотинный разрыв»</w:t>
       </w:r>
     </w:p>
     <w:p>
@@ -23419,16 +23429,7 @@
           <w:szCs w:val="24"/>
           <w:lang w:val="ru-RU"/>
         </w:rPr>
-        <w:t xml:space="preserve"> Ростехнадзора от 29.12.2022 № 478</w:t>
-      </w:r>
-      <w:r>
-        <w:rPr>
-          <w:rFonts w:cs="Times New Roman"/>
-          <w:sz w:val="24"/>
-          <w:szCs w:val="24"/>
-          <w:lang w:val="ru-RU"/>
-        </w:rPr>
-        <w:t>)</w:t>
+        <w:t xml:space="preserve"> Ростехнадзора от 29.12.2022 № 478)</w:t>
       </w:r>
     </w:p>
     <w:p>
@@ -30006,6 +30007,7 @@
   <w:style w:type="character" w:default="1" w:styleId="a2">
     <w:name w:val="Default Paragraph Font"/>
     <w:uiPriority w:val="1"/>
+    <w:semiHidden/>
     <w:unhideWhenUsed/>
   </w:style>
   <w:style w:type="table" w:default="1" w:styleId="a3">

--- a/report/template/TAIF/ДПБ_(экспл_СПТ)/RPZ.docx
+++ b/report/template/TAIF/ДПБ_(экспл_СПТ)/RPZ.docx
@@ -188,7 +188,6 @@
         </w:rPr>
         <w:t xml:space="preserve"> </w:t>
       </w:r>
-      <w:proofErr w:type="gramStart"/>
       <w:r>
         <w:rPr>
           <w:rFonts w:eastAsia="Times New Roman" w:cs="Times New Roman"/>
@@ -197,18 +196,48 @@
           <w:highlight w:val="yellow"/>
           <w:lang w:val="ru-RU" w:eastAsia="ru-RU"/>
         </w:rPr>
-        <w:t>{{ SITE</w:t>
-      </w:r>
-      <w:proofErr w:type="gramEnd"/>
-      <w:r>
+        <w:t>{{ SITE_NAME }}</w:t>
+      </w:r>
+    </w:p>
+    <w:p>
+      <w:pPr>
+        <w:jc w:val="both"/>
         <w:rPr>
           <w:rFonts w:eastAsia="Times New Roman" w:cs="Times New Roman"/>
           <w:sz w:val="24"/>
           <w:szCs w:val="24"/>
+          <w:u w:val="single"/>
+          <w:lang w:val="ru-RU" w:eastAsia="ru-RU"/>
+        </w:rPr>
+      </w:pPr>
+      <w:r>
+        <w:rPr>
+          <w:rFonts w:eastAsia="Times New Roman" w:cs="Times New Roman"/>
+          <w:sz w:val="24"/>
+          <w:szCs w:val="24"/>
+          <w:u w:val="single"/>
+          <w:lang w:val="ru-RU" w:eastAsia="ru-RU"/>
+        </w:rPr>
+        <w:t>Наименование эксплуатирующей организации:</w:t>
+      </w:r>
+      <w:r>
+        <w:rPr>
+          <w:rFonts w:eastAsia="Times New Roman" w:cs="Times New Roman"/>
+          <w:sz w:val="24"/>
+          <w:szCs w:val="24"/>
+          <w:lang w:val="ru-RU" w:eastAsia="ru-RU"/>
+        </w:rPr>
+        <w:t xml:space="preserve"> </w:t>
+      </w:r>
+      <w:r>
+        <w:rPr>
+          <w:rFonts w:eastAsia="Times New Roman" w:cs="Times New Roman"/>
+          <w:sz w:val="24"/>
+          <w:szCs w:val="24"/>
           <w:highlight w:val="yellow"/>
           <w:lang w:val="ru-RU" w:eastAsia="ru-RU"/>
         </w:rPr>
-        <w:t>_NAME }}</w:t>
+        <w:t>{{ SHORT_NAME }}</w:t>
       </w:r>
     </w:p>
     <w:p>
@@ -230,7 +259,7 @@
           <w:u w:val="single"/>
           <w:lang w:val="ru-RU" w:eastAsia="ru-RU"/>
         </w:rPr>
-        <w:t>Наименование эксплуатирующей организации:</w:t>
+        <w:t>Наименование проектной документации или документации на техническое перевооружение, консервацию или ликвидацию опасного производственного объекта, в составе которой разработана расчетно-пояснительная записка (для проектируемых объектов):</w:t>
       </w:r>
       <w:r>
         <w:rPr>
@@ -241,60 +270,6 @@
         </w:rPr>
         <w:t xml:space="preserve"> </w:t>
       </w:r>
-      <w:proofErr w:type="gramStart"/>
-      <w:r>
-        <w:rPr>
-          <w:rFonts w:eastAsia="Times New Roman" w:cs="Times New Roman"/>
-          <w:sz w:val="24"/>
-          <w:szCs w:val="24"/>
-          <w:highlight w:val="yellow"/>
-          <w:lang w:val="ru-RU" w:eastAsia="ru-RU"/>
-        </w:rPr>
-        <w:t>{{ SHORT</w:t>
-      </w:r>
-      <w:proofErr w:type="gramEnd"/>
-      <w:r>
-        <w:rPr>
-          <w:rFonts w:eastAsia="Times New Roman" w:cs="Times New Roman"/>
-          <w:sz w:val="24"/>
-          <w:szCs w:val="24"/>
-          <w:highlight w:val="yellow"/>
-          <w:lang w:val="ru-RU" w:eastAsia="ru-RU"/>
-        </w:rPr>
-        <w:t>_NAME }}</w:t>
-      </w:r>
-    </w:p>
-    <w:p>
-      <w:pPr>
-        <w:jc w:val="both"/>
-        <w:rPr>
-          <w:rFonts w:eastAsia="Times New Roman" w:cs="Times New Roman"/>
-          <w:sz w:val="24"/>
-          <w:szCs w:val="24"/>
-          <w:u w:val="single"/>
-          <w:lang w:val="ru-RU" w:eastAsia="ru-RU"/>
-        </w:rPr>
-      </w:pPr>
-      <w:r>
-        <w:rPr>
-          <w:rFonts w:eastAsia="Times New Roman" w:cs="Times New Roman"/>
-          <w:sz w:val="24"/>
-          <w:szCs w:val="24"/>
-          <w:u w:val="single"/>
-          <w:lang w:val="ru-RU" w:eastAsia="ru-RU"/>
-        </w:rPr>
-        <w:t>Наименование проектной документации или документации на техническое перевооружение, консервацию или ликвидацию опасного производственного объекта, в составе которой разработана расчетно-пояснительная записка (для проектируемых объектов):</w:t>
-      </w:r>
-      <w:r>
-        <w:rPr>
-          <w:rFonts w:eastAsia="Times New Roman" w:cs="Times New Roman"/>
-          <w:sz w:val="24"/>
-          <w:szCs w:val="24"/>
-          <w:lang w:val="ru-RU" w:eastAsia="ru-RU"/>
-        </w:rPr>
-        <w:t xml:space="preserve"> </w:t>
-      </w:r>
-      <w:proofErr w:type="gramStart"/>
       <w:r>
         <w:rPr>
           <w:rFonts w:eastAsia="Times New Roman" w:cs="Times New Roman"/>
@@ -315,7 +290,6 @@
         </w:rPr>
         <w:t>PROJECT</w:t>
       </w:r>
-      <w:proofErr w:type="gramEnd"/>
       <w:r>
         <w:rPr>
           <w:rFonts w:eastAsia="Times New Roman" w:cs="Times New Roman"/>
@@ -386,7 +360,6 @@
         </w:rPr>
         <w:t xml:space="preserve"> </w:t>
       </w:r>
-      <w:proofErr w:type="gramStart"/>
       <w:r>
         <w:rPr>
           <w:rFonts w:eastAsia="Times New Roman" w:cs="Times New Roman"/>
@@ -395,18 +368,48 @@
           <w:highlight w:val="yellow"/>
           <w:lang w:val="ru-RU" w:eastAsia="ru-RU"/>
         </w:rPr>
-        <w:t>{{ SITE</w:t>
-      </w:r>
-      <w:proofErr w:type="gramEnd"/>
-      <w:r>
+        <w:t>{{ SITE_REG_NUMBER }}</w:t>
+      </w:r>
+    </w:p>
+    <w:p>
+      <w:pPr>
+        <w:jc w:val="both"/>
         <w:rPr>
           <w:rFonts w:eastAsia="Times New Roman" w:cs="Times New Roman"/>
           <w:sz w:val="24"/>
           <w:szCs w:val="24"/>
-          <w:highlight w:val="yellow"/>
-          <w:lang w:val="ru-RU" w:eastAsia="ru-RU"/>
-        </w:rPr>
-        <w:t>_REG_NUMBER }}</w:t>
+          <w:highlight w:val="cyan"/>
+          <w:lang w:val="ru-RU" w:eastAsia="ru-RU"/>
+        </w:rPr>
+      </w:pPr>
+      <w:r>
+        <w:rPr>
+          <w:rFonts w:eastAsia="Times New Roman" w:cs="Times New Roman"/>
+          <w:sz w:val="24"/>
+          <w:szCs w:val="24"/>
+          <w:u w:val="single"/>
+          <w:lang w:val="ru-RU" w:eastAsia="ru-RU"/>
+        </w:rPr>
+        <w:t>Наименование организации, разработавшей декларацию:</w:t>
+      </w:r>
+      <w:r>
+        <w:rPr>
+          <w:rFonts w:cs="Times New Roman"/>
+          <w:sz w:val="24"/>
+          <w:szCs w:val="24"/>
+          <w:lang w:val="ru-RU"/>
+        </w:rPr>
+        <w:t xml:space="preserve"> </w:t>
+      </w:r>
+      <w:r>
+        <w:rPr>
+          <w:rFonts w:eastAsia="Times New Roman" w:cs="Times New Roman"/>
+          <w:sz w:val="24"/>
+          <w:szCs w:val="24"/>
+          <w:highlight w:val="cyan"/>
+          <w:lang w:val="ru-RU" w:eastAsia="ru-RU"/>
+        </w:rPr>
+        <w:t>{{ EXECUTOR_NAME }}</w:t>
       </w:r>
     </w:p>
     <w:p>
@@ -416,60 +419,110 @@
           <w:rFonts w:eastAsia="Times New Roman" w:cs="Times New Roman"/>
           <w:sz w:val="24"/>
           <w:szCs w:val="24"/>
+          <w:u w:val="single"/>
+          <w:lang w:val="ru-RU" w:eastAsia="ru-RU"/>
+        </w:rPr>
+      </w:pPr>
+      <w:r>
+        <w:rPr>
+          <w:rFonts w:eastAsia="Times New Roman" w:cs="Times New Roman"/>
+          <w:sz w:val="24"/>
+          <w:szCs w:val="24"/>
+          <w:u w:val="single"/>
+          <w:lang w:val="ru-RU" w:eastAsia="ru-RU"/>
+        </w:rPr>
+        <w:t>А</w:t>
+      </w:r>
+      <w:r>
+        <w:rPr>
+          <w:rFonts w:eastAsia="Times New Roman" w:cs="Times New Roman"/>
+          <w:sz w:val="24"/>
+          <w:szCs w:val="24"/>
+          <w:u w:val="single"/>
+          <w:lang w:val="ru-RU" w:eastAsia="ru-RU"/>
+        </w:rPr>
+        <w:t>дрес</w:t>
+      </w:r>
+      <w:r>
+        <w:rPr>
+          <w:rFonts w:eastAsia="Times New Roman" w:cs="Times New Roman"/>
+          <w:sz w:val="24"/>
+          <w:szCs w:val="24"/>
+          <w:u w:val="single"/>
+          <w:lang w:val="ru-RU" w:eastAsia="ru-RU"/>
+        </w:rPr>
+        <w:t xml:space="preserve"> </w:t>
+      </w:r>
+      <w:r>
+        <w:rPr>
+          <w:rFonts w:eastAsia="Times New Roman" w:cs="Times New Roman"/>
+          <w:sz w:val="24"/>
+          <w:szCs w:val="24"/>
+          <w:u w:val="single"/>
+          <w:lang w:val="ru-RU" w:eastAsia="ru-RU"/>
+        </w:rPr>
+        <w:t>организации, разработавшей декларацию, в пределах ее места нахождения</w:t>
+      </w:r>
+      <w:r>
+        <w:rPr>
+          <w:rFonts w:eastAsia="Times New Roman" w:cs="Times New Roman"/>
+          <w:sz w:val="24"/>
+          <w:szCs w:val="24"/>
+          <w:u w:val="single"/>
+          <w:lang w:val="ru-RU" w:eastAsia="ru-RU"/>
+        </w:rPr>
+        <w:t>:</w:t>
+      </w:r>
+      <w:r>
+        <w:rPr>
+          <w:rFonts w:eastAsia="Times New Roman" w:cs="Times New Roman"/>
+          <w:sz w:val="24"/>
+          <w:szCs w:val="24"/>
           <w:highlight w:val="cyan"/>
           <w:lang w:val="ru-RU" w:eastAsia="ru-RU"/>
         </w:rPr>
-      </w:pPr>
+        <w:t xml:space="preserve"> </w:t>
+      </w:r>
       <w:r>
         <w:rPr>
           <w:rFonts w:eastAsia="Times New Roman" w:cs="Times New Roman"/>
           <w:sz w:val="24"/>
           <w:szCs w:val="24"/>
-          <w:u w:val="single"/>
-          <w:lang w:val="ru-RU" w:eastAsia="ru-RU"/>
-        </w:rPr>
-        <w:t>Наименование организации, разработавшей декларацию:</w:t>
-      </w:r>
-      <w:r>
-        <w:rPr>
-          <w:rFonts w:cs="Times New Roman"/>
-          <w:sz w:val="24"/>
-          <w:szCs w:val="24"/>
-          <w:lang w:val="ru-RU"/>
-        </w:rPr>
-        <w:t xml:space="preserve"> </w:t>
-      </w:r>
-      <w:proofErr w:type="gramStart"/>
-      <w:r>
+          <w:highlight w:val="cyan"/>
+          <w:lang w:val="ru-RU" w:eastAsia="ru-RU"/>
+        </w:rPr>
+        <w:t>{{ EXECUTOR_ADDRESS }}</w:t>
+      </w:r>
+    </w:p>
+    <w:p>
+      <w:pPr>
+        <w:jc w:val="center"/>
         <w:rPr>
           <w:rFonts w:eastAsia="Times New Roman" w:cs="Times New Roman"/>
           <w:sz w:val="24"/>
           <w:szCs w:val="24"/>
-          <w:highlight w:val="cyan"/>
-          <w:lang w:val="ru-RU" w:eastAsia="ru-RU"/>
-        </w:rPr>
-        <w:t>{{ EXECUTOR</w:t>
-      </w:r>
-      <w:proofErr w:type="gramEnd"/>
-      <w:r>
+          <w:lang w:val="ru-RU" w:eastAsia="ru-RU"/>
+        </w:rPr>
+      </w:pPr>
+    </w:p>
+    <w:p>
+      <w:pPr>
+        <w:jc w:val="center"/>
         <w:rPr>
           <w:rFonts w:eastAsia="Times New Roman" w:cs="Times New Roman"/>
           <w:sz w:val="24"/>
           <w:szCs w:val="24"/>
-          <w:highlight w:val="cyan"/>
-          <w:lang w:val="ru-RU" w:eastAsia="ru-RU"/>
-        </w:rPr>
-        <w:t>_NAME }}</w:t>
-      </w:r>
-    </w:p>
-    <w:p>
-      <w:pPr>
-        <w:jc w:val="both"/>
+          <w:lang w:val="ru-RU" w:eastAsia="ru-RU"/>
+        </w:rPr>
+      </w:pPr>
+    </w:p>
+    <w:p>
+      <w:pPr>
+        <w:jc w:val="center"/>
         <w:rPr>
           <w:rFonts w:eastAsia="Times New Roman" w:cs="Times New Roman"/>
           <w:sz w:val="24"/>
           <w:szCs w:val="24"/>
-          <w:u w:val="single"/>
           <w:lang w:val="ru-RU" w:eastAsia="ru-RU"/>
         </w:rPr>
       </w:pPr>
@@ -478,136 +531,19 @@
           <w:rFonts w:eastAsia="Times New Roman" w:cs="Times New Roman"/>
           <w:sz w:val="24"/>
           <w:szCs w:val="24"/>
-          <w:u w:val="single"/>
-          <w:lang w:val="ru-RU" w:eastAsia="ru-RU"/>
-        </w:rPr>
-        <w:t>А</w:t>
+          <w:lang w:val="ru-RU" w:eastAsia="ru-RU"/>
+        </w:rPr>
+        <w:t xml:space="preserve">{{ </w:t>
       </w:r>
       <w:r>
         <w:rPr>
           <w:rFonts w:eastAsia="Times New Roman" w:cs="Times New Roman"/>
           <w:sz w:val="24"/>
           <w:szCs w:val="24"/>
-          <w:u w:val="single"/>
-          <w:lang w:val="ru-RU" w:eastAsia="ru-RU"/>
-        </w:rPr>
-        <w:t>дрес</w:t>
-      </w:r>
-      <w:r>
-        <w:rPr>
-          <w:rFonts w:eastAsia="Times New Roman" w:cs="Times New Roman"/>
-          <w:sz w:val="24"/>
-          <w:szCs w:val="24"/>
-          <w:u w:val="single"/>
-          <w:lang w:val="ru-RU" w:eastAsia="ru-RU"/>
-        </w:rPr>
-        <w:t xml:space="preserve"> </w:t>
-      </w:r>
-      <w:r>
-        <w:rPr>
-          <w:rFonts w:eastAsia="Times New Roman" w:cs="Times New Roman"/>
-          <w:sz w:val="24"/>
-          <w:szCs w:val="24"/>
-          <w:u w:val="single"/>
-          <w:lang w:val="ru-RU" w:eastAsia="ru-RU"/>
-        </w:rPr>
-        <w:t>организации, разработавшей декларацию, в пределах ее места нахождения</w:t>
-      </w:r>
-      <w:r>
-        <w:rPr>
-          <w:rFonts w:eastAsia="Times New Roman" w:cs="Times New Roman"/>
-          <w:sz w:val="24"/>
-          <w:szCs w:val="24"/>
-          <w:u w:val="single"/>
-          <w:lang w:val="ru-RU" w:eastAsia="ru-RU"/>
-        </w:rPr>
-        <w:t>:</w:t>
-      </w:r>
-      <w:r>
-        <w:rPr>
-          <w:rFonts w:eastAsia="Times New Roman" w:cs="Times New Roman"/>
-          <w:sz w:val="24"/>
-          <w:szCs w:val="24"/>
-          <w:highlight w:val="cyan"/>
-          <w:lang w:val="ru-RU" w:eastAsia="ru-RU"/>
-        </w:rPr>
-        <w:t xml:space="preserve"> </w:t>
-      </w:r>
-      <w:proofErr w:type="gramStart"/>
-      <w:r>
-        <w:rPr>
-          <w:rFonts w:eastAsia="Times New Roman" w:cs="Times New Roman"/>
-          <w:sz w:val="24"/>
-          <w:szCs w:val="24"/>
-          <w:highlight w:val="cyan"/>
-          <w:lang w:val="ru-RU" w:eastAsia="ru-RU"/>
-        </w:rPr>
-        <w:t>{{ EXECUTOR</w:t>
-      </w:r>
-      <w:proofErr w:type="gramEnd"/>
-      <w:r>
-        <w:rPr>
-          <w:rFonts w:eastAsia="Times New Roman" w:cs="Times New Roman"/>
-          <w:sz w:val="24"/>
-          <w:szCs w:val="24"/>
-          <w:highlight w:val="cyan"/>
-          <w:lang w:val="ru-RU" w:eastAsia="ru-RU"/>
-        </w:rPr>
-        <w:t>_ADDRESS }}</w:t>
-      </w:r>
-    </w:p>
-    <w:p>
-      <w:pPr>
-        <w:jc w:val="center"/>
-        <w:rPr>
-          <w:rFonts w:eastAsia="Times New Roman" w:cs="Times New Roman"/>
-          <w:sz w:val="24"/>
-          <w:szCs w:val="24"/>
-          <w:lang w:val="ru-RU" w:eastAsia="ru-RU"/>
-        </w:rPr>
-      </w:pPr>
-    </w:p>
-    <w:p>
-      <w:pPr>
-        <w:jc w:val="center"/>
-        <w:rPr>
-          <w:rFonts w:eastAsia="Times New Roman" w:cs="Times New Roman"/>
-          <w:sz w:val="24"/>
-          <w:szCs w:val="24"/>
-          <w:lang w:val="ru-RU" w:eastAsia="ru-RU"/>
-        </w:rPr>
-      </w:pPr>
-    </w:p>
-    <w:p>
-      <w:pPr>
-        <w:jc w:val="center"/>
-        <w:rPr>
-          <w:rFonts w:eastAsia="Times New Roman" w:cs="Times New Roman"/>
-          <w:sz w:val="24"/>
-          <w:szCs w:val="24"/>
-          <w:lang w:val="ru-RU" w:eastAsia="ru-RU"/>
-        </w:rPr>
-      </w:pPr>
-      <w:proofErr w:type="gramStart"/>
-      <w:r>
-        <w:rPr>
-          <w:rFonts w:eastAsia="Times New Roman" w:cs="Times New Roman"/>
-          <w:sz w:val="24"/>
-          <w:szCs w:val="24"/>
-          <w:lang w:val="ru-RU" w:eastAsia="ru-RU"/>
-        </w:rPr>
-        <w:t xml:space="preserve">{{ </w:t>
-      </w:r>
-      <w:r>
-        <w:rPr>
-          <w:rFonts w:eastAsia="Times New Roman" w:cs="Times New Roman"/>
-          <w:sz w:val="24"/>
-          <w:szCs w:val="24"/>
           <w:lang w:eastAsia="ru-RU"/>
         </w:rPr>
         <w:t>PROJECT</w:t>
       </w:r>
-      <w:proofErr w:type="gramEnd"/>
       <w:r>
         <w:rPr>
           <w:rFonts w:eastAsia="Times New Roman" w:cs="Times New Roman"/>
@@ -3096,27 +3032,7 @@
           <w:szCs w:val="24"/>
           <w:lang w:val="ru-RU"/>
         </w:rPr>
-        <w:t xml:space="preserve">Баратов А. М., </w:t>
-      </w:r>
-      <w:proofErr w:type="spellStart"/>
-      <w:r>
-        <w:rPr>
-          <w:rFonts w:cs="Times New Roman"/>
-          <w:sz w:val="24"/>
-          <w:szCs w:val="24"/>
-          <w:lang w:val="ru-RU"/>
-        </w:rPr>
-        <w:t>Корольченко</w:t>
-      </w:r>
-      <w:proofErr w:type="spellEnd"/>
-      <w:r>
-        <w:rPr>
-          <w:rFonts w:cs="Times New Roman"/>
-          <w:sz w:val="24"/>
-          <w:szCs w:val="24"/>
-          <w:lang w:val="ru-RU"/>
-        </w:rPr>
-        <w:t xml:space="preserve"> А. Я.</w:t>
+        <w:t>Баратов А. М., Корольченко А. Я.</w:t>
       </w:r>
       <w:r>
         <w:rPr>
@@ -3127,7 +3043,6 @@
         </w:rPr>
         <w:br/>
       </w:r>
-      <w:proofErr w:type="spellStart"/>
       <w:r>
         <w:rPr>
           <w:rFonts w:cs="Times New Roman"/>
@@ -3137,9 +3052,46 @@
           <w:szCs w:val="24"/>
           <w:lang w:val="ru-RU"/>
         </w:rPr>
-        <w:t>Пожаровзрывоопасность</w:t>
-      </w:r>
-      <w:proofErr w:type="spellEnd"/>
+        <w:t>Пожаровзрывоопасность веществ и материалов и средства их тушения</w:t>
+      </w:r>
+      <w:r>
+        <w:rPr>
+          <w:rFonts w:cs="Times New Roman"/>
+          <w:sz w:val="24"/>
+          <w:szCs w:val="24"/>
+          <w:lang w:val="ru-RU"/>
+        </w:rPr>
+        <w:t>: справочник: в 2 кн. — М.: Химия, 1990.</w:t>
+      </w:r>
+    </w:p>
+    <w:p>
+      <w:pPr>
+        <w:ind w:firstLine="680"/>
+        <w:rPr>
+          <w:rFonts w:cs="Times New Roman"/>
+          <w:sz w:val="24"/>
+          <w:szCs w:val="24"/>
+          <w:lang w:val="ru-RU"/>
+        </w:rPr>
+      </w:pPr>
+      <w:r>
+        <w:rPr>
+          <w:rFonts w:cs="Times New Roman"/>
+          <w:sz w:val="24"/>
+          <w:szCs w:val="24"/>
+          <w:lang w:val="ru-RU"/>
+        </w:rPr>
+        <w:t>Лазарев Н. В.</w:t>
+      </w:r>
+      <w:r>
+        <w:rPr>
+          <w:rFonts w:cs="Times New Roman"/>
+          <w:sz w:val="24"/>
+          <w:szCs w:val="24"/>
+          <w:lang w:val="ru-RU"/>
+        </w:rPr>
+        <w:br/>
+      </w:r>
       <w:r>
         <w:rPr>
           <w:rFonts w:cs="Times New Roman"/>
@@ -3149,16 +3101,34 @@
           <w:szCs w:val="24"/>
           <w:lang w:val="ru-RU"/>
         </w:rPr>
-        <w:t xml:space="preserve"> веществ и материалов и средства их тушения</w:t>
-      </w:r>
-      <w:r>
-        <w:rPr>
-          <w:rFonts w:cs="Times New Roman"/>
-          <w:sz w:val="24"/>
-          <w:szCs w:val="24"/>
-          <w:lang w:val="ru-RU"/>
-        </w:rPr>
-        <w:t>: справочник: в 2 кн. — М.: Химия, 1990.</w:t>
+        <w:t xml:space="preserve">Вредные вещества в промышленности. В трёх томах. Справочник. Т. 1: Органические вещества / </w:t>
+      </w:r>
+      <w:r>
+        <w:rPr>
+          <w:rFonts w:cs="Times New Roman"/>
+          <w:sz w:val="24"/>
+          <w:szCs w:val="24"/>
+          <w:lang w:val="ru-RU"/>
+        </w:rPr>
+        <w:t xml:space="preserve">под ред. </w:t>
+      </w:r>
+      <w:r>
+        <w:rPr>
+          <w:rFonts w:cs="Times New Roman"/>
+          <w:sz w:val="24"/>
+          <w:szCs w:val="24"/>
+          <w:lang w:val="ru-RU"/>
+        </w:rPr>
+        <w:t>Н. В. Лазарева, Э. Н. Левиной. — Л.: Химия, 1976</w:t>
+      </w:r>
+      <w:r>
+        <w:rPr>
+          <w:rFonts w:cs="Times New Roman"/>
+          <w:sz w:val="24"/>
+          <w:szCs w:val="24"/>
+          <w:lang w:val="ru-RU"/>
+        </w:rPr>
+        <w:t>.</w:t>
       </w:r>
     </w:p>
     <w:p>
@@ -3178,7 +3148,7 @@
           <w:szCs w:val="24"/>
           <w:lang w:val="ru-RU"/>
         </w:rPr>
-        <w:t>Лазарев Н. В.</w:t>
+        <w:t>Земский Г. Т.</w:t>
       </w:r>
       <w:r>
         <w:rPr>
@@ -3198,34 +3168,16 @@
           <w:szCs w:val="24"/>
           <w:lang w:val="ru-RU"/>
         </w:rPr>
-        <w:t xml:space="preserve">Вредные вещества в промышленности. В трёх томах. Справочник. Т. 1: Органические вещества / </w:t>
-      </w:r>
-      <w:r>
-        <w:rPr>
-          <w:rFonts w:cs="Times New Roman"/>
-          <w:sz w:val="24"/>
-          <w:szCs w:val="24"/>
-          <w:lang w:val="ru-RU"/>
-        </w:rPr>
-        <w:t xml:space="preserve">под ред. </w:t>
-      </w:r>
-      <w:r>
-        <w:rPr>
-          <w:rFonts w:cs="Times New Roman"/>
-          <w:sz w:val="24"/>
-          <w:szCs w:val="24"/>
-          <w:lang w:val="ru-RU"/>
-        </w:rPr>
-        <w:t>Н. В. Лазарева, Э. Н. Левиной. — Л.: Химия, 1976</w:t>
-      </w:r>
-      <w:r>
-        <w:rPr>
-          <w:rFonts w:cs="Times New Roman"/>
-          <w:sz w:val="24"/>
-          <w:szCs w:val="24"/>
-          <w:lang w:val="ru-RU"/>
-        </w:rPr>
-        <w:t>.</w:t>
+        <w:t>Физико-химические и огнеопасные свойства органических химических соединений: справочник: в 2 кн.</w:t>
+      </w:r>
+      <w:r>
+        <w:rPr>
+          <w:rFonts w:cs="Times New Roman"/>
+          <w:sz w:val="24"/>
+          <w:szCs w:val="24"/>
+          <w:lang w:val="ru-RU"/>
+        </w:rPr>
+        <w:t xml:space="preserve"> — М.: ВНИИПО МЧС России, 2009.</w:t>
       </w:r>
     </w:p>
     <w:p>
@@ -3235,24 +3187,21 @@
           <w:rFonts w:cs="Times New Roman"/>
           <w:sz w:val="24"/>
           <w:szCs w:val="24"/>
-          <w:lang w:val="ru-RU"/>
-        </w:rPr>
-      </w:pPr>
-      <w:r>
-        <w:rPr>
-          <w:rFonts w:cs="Times New Roman"/>
-          <w:sz w:val="24"/>
-          <w:szCs w:val="24"/>
-          <w:lang w:val="ru-RU"/>
-        </w:rPr>
-        <w:t>Земский Г. Т.</w:t>
-      </w:r>
-      <w:r>
-        <w:rPr>
-          <w:rFonts w:cs="Times New Roman"/>
-          <w:sz w:val="24"/>
-          <w:szCs w:val="24"/>
-          <w:lang w:val="ru-RU"/>
+        </w:rPr>
+      </w:pPr>
+      <w:r>
+        <w:rPr>
+          <w:rFonts w:cs="Times New Roman"/>
+          <w:sz w:val="24"/>
+          <w:szCs w:val="24"/>
+        </w:rPr>
+        <w:t>Currano J. N., Roth D. L. (ред.)</w:t>
+      </w:r>
+      <w:r>
+        <w:rPr>
+          <w:rFonts w:cs="Times New Roman"/>
+          <w:sz w:val="24"/>
+          <w:szCs w:val="24"/>
         </w:rPr>
         <w:br/>
       </w:r>
@@ -3263,104 +3212,8 @@
           <w:iCs/>
           <w:sz w:val="24"/>
           <w:szCs w:val="24"/>
-          <w:lang w:val="ru-RU"/>
-        </w:rPr>
-        <w:t>Физико-химические и огнеопасные свойства органических химических соединений: справочник: в 2 кн.</w:t>
-      </w:r>
-      <w:r>
-        <w:rPr>
-          <w:rFonts w:cs="Times New Roman"/>
-          <w:sz w:val="24"/>
-          <w:szCs w:val="24"/>
-          <w:lang w:val="ru-RU"/>
-        </w:rPr>
-        <w:t xml:space="preserve"> — М.: ВНИИПО МЧС России, 2009.</w:t>
-      </w:r>
-    </w:p>
-    <w:p>
-      <w:pPr>
-        <w:ind w:firstLine="680"/>
-        <w:rPr>
-          <w:rFonts w:cs="Times New Roman"/>
-          <w:sz w:val="24"/>
-          <w:szCs w:val="24"/>
-        </w:rPr>
-      </w:pPr>
-      <w:proofErr w:type="spellStart"/>
-      <w:r>
-        <w:rPr>
-          <w:rFonts w:cs="Times New Roman"/>
-          <w:sz w:val="24"/>
-          <w:szCs w:val="24"/>
-        </w:rPr>
-        <w:t>Currano</w:t>
-      </w:r>
-      <w:proofErr w:type="spellEnd"/>
-      <w:r>
-        <w:rPr>
-          <w:rFonts w:cs="Times New Roman"/>
-          <w:sz w:val="24"/>
-          <w:szCs w:val="24"/>
-        </w:rPr>
-        <w:t xml:space="preserve"> J. N., Roth D. L. (</w:t>
-      </w:r>
-      <w:proofErr w:type="spellStart"/>
-      <w:r>
-        <w:rPr>
-          <w:rFonts w:cs="Times New Roman"/>
-          <w:sz w:val="24"/>
-          <w:szCs w:val="24"/>
-        </w:rPr>
-        <w:t>ред</w:t>
-      </w:r>
-      <w:proofErr w:type="spellEnd"/>
-      <w:r>
-        <w:rPr>
-          <w:rFonts w:cs="Times New Roman"/>
-          <w:sz w:val="24"/>
-          <w:szCs w:val="24"/>
-        </w:rPr>
-        <w:t>.)</w:t>
-      </w:r>
-      <w:r>
-        <w:rPr>
-          <w:rFonts w:cs="Times New Roman"/>
-          <w:sz w:val="24"/>
-          <w:szCs w:val="24"/>
-        </w:rPr>
-        <w:br/>
-      </w:r>
-      <w:r>
-        <w:rPr>
-          <w:rFonts w:cs="Times New Roman"/>
-          <w:i/>
-          <w:iCs/>
-          <w:sz w:val="24"/>
-          <w:szCs w:val="24"/>
-        </w:rPr>
-        <w:t xml:space="preserve">The Merck Index: An </w:t>
-      </w:r>
-      <w:proofErr w:type="spellStart"/>
-      <w:r>
-        <w:rPr>
-          <w:rFonts w:cs="Times New Roman"/>
-          <w:i/>
-          <w:iCs/>
-          <w:sz w:val="24"/>
-          <w:szCs w:val="24"/>
-        </w:rPr>
-        <w:t>Encyclopaedia</w:t>
-      </w:r>
-      <w:proofErr w:type="spellEnd"/>
-      <w:r>
-        <w:rPr>
-          <w:rFonts w:cs="Times New Roman"/>
-          <w:i/>
-          <w:iCs/>
-          <w:sz w:val="24"/>
-          <w:szCs w:val="24"/>
-        </w:rPr>
-        <w:t xml:space="preserve"> of Chemicals, Drugs, and Biologicals</w:t>
+        </w:rPr>
+        <w:t>The Merck Index: An Encyclopaedia of Chemicals, Drugs, and Biologicals</w:t>
       </w:r>
       <w:r>
         <w:rPr>
@@ -3487,25 +3340,14 @@
           <w:lang w:val="ru-RU"/>
         </w:rPr>
       </w:pPr>
-      <w:proofErr w:type="gramStart"/>
-      <w:r>
-        <w:rPr>
-          <w:rFonts w:cs="Times New Roman"/>
-          <w:sz w:val="24"/>
-          <w:szCs w:val="24"/>
-          <w:lang w:val="ru-RU"/>
-        </w:rPr>
-        <w:t>{{ SITE</w:t>
-      </w:r>
-      <w:proofErr w:type="gramEnd"/>
-      <w:r>
-        <w:rPr>
-          <w:rFonts w:cs="Times New Roman"/>
-          <w:sz w:val="24"/>
-          <w:szCs w:val="24"/>
-          <w:lang w:val="ru-RU"/>
-        </w:rPr>
-        <w:t>_DESCRIPTION }}</w:t>
+      <w:r>
+        <w:rPr>
+          <w:rFonts w:cs="Times New Roman"/>
+          <w:sz w:val="24"/>
+          <w:szCs w:val="24"/>
+          <w:lang w:val="ru-RU"/>
+        </w:rPr>
+        <w:t>{{ SITE_DESCRIPTION }}</w:t>
       </w:r>
     </w:p>
     <w:p>
@@ -4985,29 +4827,7 @@
           <w:szCs w:val="24"/>
           <w:lang w:val="ru-RU"/>
         </w:rPr>
-        <w:t xml:space="preserve">Трубопроводы надежно защищены от коррозии. Защита трубопроводов от внешней коррозии осуществляется с помощью изоляционных покрытий и средств </w:t>
-      </w:r>
-      <w:proofErr w:type="spellStart"/>
-      <w:r>
-        <w:rPr>
-          <w:rFonts w:cs="Times New Roman"/>
-          <w:color w:val="00B050"/>
-          <w:sz w:val="24"/>
-          <w:szCs w:val="24"/>
-          <w:lang w:val="ru-RU"/>
-        </w:rPr>
-        <w:t>электрохимзащиты</w:t>
-      </w:r>
-      <w:proofErr w:type="spellEnd"/>
-      <w:r>
-        <w:rPr>
-          <w:rFonts w:cs="Times New Roman"/>
-          <w:color w:val="00B050"/>
-          <w:sz w:val="24"/>
-          <w:szCs w:val="24"/>
-          <w:lang w:val="ru-RU"/>
-        </w:rPr>
-        <w:t xml:space="preserve">. </w:t>
+        <w:t xml:space="preserve">Трубопроводы надежно защищены от коррозии. Защита трубопроводов от внешней коррозии осуществляется с помощью изоляционных покрытий и средств электрохимзащиты. </w:t>
       </w:r>
       <w:bookmarkStart w:id="13" w:name="PO0000633"/>
       <w:bookmarkEnd w:id="13"/>
@@ -5406,7 +5226,6 @@
           <w:u w:val="single"/>
         </w:rPr>
       </w:pPr>
-      <w:proofErr w:type="spellStart"/>
       <w:r>
         <w:rPr>
           <w:i/>
@@ -5415,84 +5234,7 @@
           <w:szCs w:val="24"/>
           <w:u w:val="single"/>
         </w:rPr>
-        <w:t>Условия</w:t>
-      </w:r>
-      <w:proofErr w:type="spellEnd"/>
-      <w:r>
-        <w:rPr>
-          <w:i/>
-          <w:color w:val="00B050"/>
-          <w:sz w:val="24"/>
-          <w:szCs w:val="24"/>
-          <w:u w:val="single"/>
-        </w:rPr>
-        <w:t xml:space="preserve"> </w:t>
-      </w:r>
-      <w:proofErr w:type="spellStart"/>
-      <w:r>
-        <w:rPr>
-          <w:i/>
-          <w:color w:val="00B050"/>
-          <w:sz w:val="24"/>
-          <w:szCs w:val="24"/>
-          <w:u w:val="single"/>
-        </w:rPr>
-        <w:t>безопасного</w:t>
-      </w:r>
-      <w:proofErr w:type="spellEnd"/>
-      <w:r>
-        <w:rPr>
-          <w:i/>
-          <w:color w:val="00B050"/>
-          <w:sz w:val="24"/>
-          <w:szCs w:val="24"/>
-          <w:u w:val="single"/>
-        </w:rPr>
-        <w:t xml:space="preserve"> </w:t>
-      </w:r>
-      <w:proofErr w:type="spellStart"/>
-      <w:r>
-        <w:rPr>
-          <w:i/>
-          <w:color w:val="00B050"/>
-          <w:sz w:val="24"/>
-          <w:szCs w:val="24"/>
-          <w:u w:val="single"/>
-        </w:rPr>
-        <w:t>отсечения</w:t>
-      </w:r>
-      <w:proofErr w:type="spellEnd"/>
-      <w:r>
-        <w:rPr>
-          <w:i/>
-          <w:color w:val="00B050"/>
-          <w:sz w:val="24"/>
-          <w:szCs w:val="24"/>
-          <w:u w:val="single"/>
-        </w:rPr>
-        <w:t xml:space="preserve"> </w:t>
-      </w:r>
-      <w:proofErr w:type="spellStart"/>
-      <w:r>
-        <w:rPr>
-          <w:i/>
-          <w:color w:val="00B050"/>
-          <w:sz w:val="24"/>
-          <w:szCs w:val="24"/>
-          <w:u w:val="single"/>
-        </w:rPr>
-        <w:t>потоков</w:t>
-      </w:r>
-      <w:proofErr w:type="spellEnd"/>
-      <w:r>
-        <w:rPr>
-          <w:i/>
-          <w:color w:val="00B050"/>
-          <w:sz w:val="24"/>
-          <w:szCs w:val="24"/>
-          <w:u w:val="single"/>
-        </w:rPr>
-        <w:t>:</w:t>
+        <w:t>Условия безопасного отсечения потоков:</w:t>
       </w:r>
     </w:p>
     <w:p>
@@ -6064,29 +5806,7 @@
           <w:szCs w:val="24"/>
           <w:lang w:val="ru-RU" w:eastAsia="ru-RU"/>
         </w:rPr>
-        <w:t xml:space="preserve">писание решений, направленных на обеспечение </w:t>
-      </w:r>
-      <w:proofErr w:type="spellStart"/>
-      <w:r>
-        <w:rPr>
-          <w:rFonts w:ascii="Times New Roman" w:hAnsi="Times New Roman" w:cs="Times New Roman"/>
-          <w:color w:val="auto"/>
-          <w:sz w:val="24"/>
-          <w:szCs w:val="24"/>
-          <w:lang w:val="ru-RU" w:eastAsia="ru-RU"/>
-        </w:rPr>
-        <w:t>взрывопожаробезопасности</w:t>
-      </w:r>
-      <w:proofErr w:type="spellEnd"/>
-      <w:r>
-        <w:rPr>
-          <w:rFonts w:ascii="Times New Roman" w:hAnsi="Times New Roman" w:cs="Times New Roman"/>
-          <w:color w:val="auto"/>
-          <w:sz w:val="24"/>
-          <w:szCs w:val="24"/>
-          <w:lang w:val="ru-RU" w:eastAsia="ru-RU"/>
-        </w:rPr>
-        <w:t xml:space="preserve"> и химической безопасности</w:t>
+        <w:t>писание решений, направленных на обеспечение взрывопожаробезопасности и химической безопасности</w:t>
       </w:r>
       <w:bookmarkEnd w:id="16"/>
     </w:p>
@@ -6130,27 +5850,7 @@
           <w:szCs w:val="24"/>
           <w:lang w:val="ru-RU"/>
         </w:rPr>
-        <w:t xml:space="preserve">Для обеспечения </w:t>
-      </w:r>
-      <w:proofErr w:type="spellStart"/>
-      <w:r>
-        <w:rPr>
-          <w:color w:val="00B050"/>
-          <w:sz w:val="24"/>
-          <w:szCs w:val="24"/>
-          <w:lang w:val="ru-RU"/>
-        </w:rPr>
-        <w:t>взрывопожаробезопасности</w:t>
-      </w:r>
-      <w:proofErr w:type="spellEnd"/>
-      <w:r>
-        <w:rPr>
-          <w:color w:val="00B050"/>
-          <w:sz w:val="24"/>
-          <w:szCs w:val="24"/>
-          <w:lang w:val="ru-RU"/>
-        </w:rPr>
-        <w:t xml:space="preserve"> предусмотрены следующие меры:</w:t>
+        <w:t>Для обеспечения взрывопожаробезопасности предусмотрены следующие меры:</w:t>
       </w:r>
     </w:p>
     <w:p>
@@ -6427,113 +6127,13 @@
         </w:rPr>
         <w:t xml:space="preserve">В случае обмерзания аппаратов, трубопроводов, задвижек, штуцеров отогревать их следует только горячей водой или паром. </w:t>
       </w:r>
-      <w:proofErr w:type="spellStart"/>
       <w:r>
         <w:rPr>
           <w:color w:val="00B050"/>
           <w:sz w:val="24"/>
           <w:szCs w:val="24"/>
         </w:rPr>
-        <w:t>Использовать</w:t>
-      </w:r>
-      <w:proofErr w:type="spellEnd"/>
-      <w:r>
-        <w:rPr>
-          <w:color w:val="00B050"/>
-          <w:sz w:val="24"/>
-          <w:szCs w:val="24"/>
-        </w:rPr>
-        <w:t xml:space="preserve"> </w:t>
-      </w:r>
-      <w:proofErr w:type="spellStart"/>
-      <w:r>
-        <w:rPr>
-          <w:color w:val="00B050"/>
-          <w:sz w:val="24"/>
-          <w:szCs w:val="24"/>
-        </w:rPr>
-        <w:t>открытый</w:t>
-      </w:r>
-      <w:proofErr w:type="spellEnd"/>
-      <w:r>
-        <w:rPr>
-          <w:color w:val="00B050"/>
-          <w:sz w:val="24"/>
-          <w:szCs w:val="24"/>
-        </w:rPr>
-        <w:t xml:space="preserve"> </w:t>
-      </w:r>
-      <w:proofErr w:type="spellStart"/>
-      <w:r>
-        <w:rPr>
-          <w:color w:val="00B050"/>
-          <w:sz w:val="24"/>
-          <w:szCs w:val="24"/>
-        </w:rPr>
-        <w:t>огонь</w:t>
-      </w:r>
-      <w:proofErr w:type="spellEnd"/>
-      <w:r>
-        <w:rPr>
-          <w:color w:val="00B050"/>
-          <w:sz w:val="24"/>
-          <w:szCs w:val="24"/>
-        </w:rPr>
-        <w:t xml:space="preserve"> </w:t>
-      </w:r>
-      <w:proofErr w:type="spellStart"/>
-      <w:r>
-        <w:rPr>
-          <w:color w:val="00B050"/>
-          <w:sz w:val="24"/>
-          <w:szCs w:val="24"/>
-        </w:rPr>
-        <w:t>для</w:t>
-      </w:r>
-      <w:proofErr w:type="spellEnd"/>
-      <w:r>
-        <w:rPr>
-          <w:color w:val="00B050"/>
-          <w:sz w:val="24"/>
-          <w:szCs w:val="24"/>
-        </w:rPr>
-        <w:t xml:space="preserve"> </w:t>
-      </w:r>
-      <w:proofErr w:type="spellStart"/>
-      <w:r>
-        <w:rPr>
-          <w:color w:val="00B050"/>
-          <w:sz w:val="24"/>
-          <w:szCs w:val="24"/>
-        </w:rPr>
-        <w:t>отогрева</w:t>
-      </w:r>
-      <w:proofErr w:type="spellEnd"/>
-      <w:r>
-        <w:rPr>
-          <w:color w:val="00B050"/>
-          <w:sz w:val="24"/>
-          <w:szCs w:val="24"/>
-        </w:rPr>
-        <w:t xml:space="preserve"> </w:t>
-      </w:r>
-      <w:proofErr w:type="spellStart"/>
-      <w:r>
-        <w:rPr>
-          <w:color w:val="00B050"/>
-          <w:sz w:val="24"/>
-          <w:szCs w:val="24"/>
-        </w:rPr>
-        <w:t>запрещается</w:t>
-      </w:r>
-      <w:proofErr w:type="spellEnd"/>
-      <w:r>
-        <w:rPr>
-          <w:color w:val="00B050"/>
-          <w:sz w:val="24"/>
-          <w:szCs w:val="24"/>
-        </w:rPr>
-        <w:t>.</w:t>
+        <w:t>Использовать открытый огонь для отогрева запрещается.</w:t>
       </w:r>
     </w:p>
     <w:p>
@@ -6557,20 +6157,8 @@
           <w:szCs w:val="24"/>
           <w:lang w:val="ru-RU"/>
         </w:rPr>
-        <w:t xml:space="preserve">Решения, направленные на обеспечение </w:t>
-      </w:r>
-      <w:proofErr w:type="spellStart"/>
-      <w:r>
-        <w:rPr>
-          <w:i/>
-          <w:color w:val="00B050"/>
-          <w:sz w:val="24"/>
-          <w:szCs w:val="24"/>
-          <w:lang w:val="ru-RU"/>
-        </w:rPr>
-        <w:t>взрывопожаробезопасности</w:t>
-      </w:r>
-      <w:proofErr w:type="spellEnd"/>
+        <w:t>Решения, направленные на обеспечение взрывопожаробезопасности</w:t>
+      </w:r>
       <w:r>
         <w:rPr>
           <w:color w:val="00B050"/>
@@ -6774,27 +6362,7 @@
           <w:szCs w:val="24"/>
           <w:lang w:val="ru-RU"/>
         </w:rPr>
-        <w:t xml:space="preserve">Запрещается длительная эксплуатация трубопроводов, предназначенных для перекачки </w:t>
-      </w:r>
-      <w:proofErr w:type="spellStart"/>
-      <w:r>
-        <w:rPr>
-          <w:color w:val="00B050"/>
-          <w:sz w:val="24"/>
-          <w:szCs w:val="24"/>
-          <w:lang w:val="ru-RU"/>
-        </w:rPr>
-        <w:t>взрыво</w:t>
-      </w:r>
-      <w:proofErr w:type="spellEnd"/>
-      <w:r>
-        <w:rPr>
-          <w:color w:val="00B050"/>
-          <w:sz w:val="24"/>
-          <w:szCs w:val="24"/>
-          <w:lang w:val="ru-RU"/>
-        </w:rPr>
-        <w:t>-, пожароопасных и агрессивных газов и продуктов, при наличии хомутов. Хомуты должны быть ликвидированы при первой же остановке трубопровода на ревизию или ремонт.</w:t>
+        <w:t>Запрещается длительная эксплуатация трубопроводов, предназначенных для перекачки взрыво-, пожароопасных и агрессивных газов и продуктов, при наличии хомутов. Хомуты должны быть ликвидированы при первой же остановке трубопровода на ревизию или ремонт.</w:t>
       </w:r>
     </w:p>
     <w:p>
@@ -6914,27 +6482,7 @@
           <w:szCs w:val="24"/>
           <w:lang w:val="ru-RU"/>
         </w:rPr>
-        <w:t xml:space="preserve">Места проведения огневых работ и места установки сварочных агрегатов, баллонов с газами и бачков с горючей жидкостью должны быть очищены от горючих материалов в радиусе не менее 5 м. Места, где разлиты </w:t>
-      </w:r>
-      <w:proofErr w:type="spellStart"/>
-      <w:r>
-        <w:rPr>
-          <w:color w:val="00B050"/>
-          <w:sz w:val="24"/>
-          <w:szCs w:val="24"/>
-          <w:lang w:val="ru-RU"/>
-        </w:rPr>
-        <w:t>лекговоспламеняющиеся</w:t>
-      </w:r>
-      <w:proofErr w:type="spellEnd"/>
-      <w:r>
-        <w:rPr>
-          <w:color w:val="00B050"/>
-          <w:sz w:val="24"/>
-          <w:szCs w:val="24"/>
-          <w:lang w:val="ru-RU"/>
-        </w:rPr>
-        <w:t xml:space="preserve"> и горючие жидкости, должны быть тщательно очищены и засыпаны сухим песком или грунтом. </w:t>
+        <w:t xml:space="preserve">Места проведения огневых работ и места установки сварочных агрегатов, баллонов с газами и бачков с горючей жидкостью должны быть очищены от горючих материалов в радиусе не менее 5 м. Места, где разлиты лекговоспламеняющиеся и горючие жидкости, должны быть тщательно очищены и засыпаны сухим песком или грунтом. </w:t>
       </w:r>
       <w:bookmarkStart w:id="27" w:name="PO0000833"/>
       <w:bookmarkStart w:id="28" w:name="PO0000834"/>
@@ -8090,7 +7638,6 @@
                 <w:szCs w:val="20"/>
               </w:rPr>
             </w:pPr>
-            <w:proofErr w:type="spellStart"/>
             <w:r>
               <w:rPr>
                 <w:b/>
@@ -8098,49 +7645,8 @@
                 <w:sz w:val="20"/>
                 <w:szCs w:val="20"/>
               </w:rPr>
-              <w:t>Дата</w:t>
+              <w:t>Дата и место аварии</w:t>
             </w:r>
-            <w:proofErr w:type="spellEnd"/>
-            <w:r>
-              <w:rPr>
-                <w:b/>
-                <w:bCs/>
-                <w:sz w:val="20"/>
-                <w:szCs w:val="20"/>
-              </w:rPr>
-              <w:t xml:space="preserve"> и </w:t>
-            </w:r>
-            <w:proofErr w:type="spellStart"/>
-            <w:r>
-              <w:rPr>
-                <w:b/>
-                <w:bCs/>
-                <w:sz w:val="20"/>
-                <w:szCs w:val="20"/>
-              </w:rPr>
-              <w:t>место</w:t>
-            </w:r>
-            <w:proofErr w:type="spellEnd"/>
-            <w:r>
-              <w:rPr>
-                <w:b/>
-                <w:bCs/>
-                <w:sz w:val="20"/>
-                <w:szCs w:val="20"/>
-              </w:rPr>
-              <w:t xml:space="preserve"> </w:t>
-            </w:r>
-            <w:proofErr w:type="spellStart"/>
-            <w:r>
-              <w:rPr>
-                <w:b/>
-                <w:bCs/>
-                <w:sz w:val="20"/>
-                <w:szCs w:val="20"/>
-              </w:rPr>
-              <w:t>аварии</w:t>
-            </w:r>
-            <w:proofErr w:type="spellEnd"/>
           </w:p>
         </w:tc>
         <w:tc>
@@ -8207,7 +7713,6 @@
                 <w:szCs w:val="20"/>
               </w:rPr>
             </w:pPr>
-            <w:proofErr w:type="spellStart"/>
             <w:r>
               <w:rPr>
                 <w:b/>
@@ -8215,29 +7720,8 @@
                 <w:sz w:val="20"/>
                 <w:szCs w:val="20"/>
               </w:rPr>
-              <w:t>Вид</w:t>
+              <w:t>Вид аварии</w:t>
             </w:r>
-            <w:proofErr w:type="spellEnd"/>
-            <w:r>
-              <w:rPr>
-                <w:b/>
-                <w:bCs/>
-                <w:sz w:val="20"/>
-                <w:szCs w:val="20"/>
-              </w:rPr>
-              <w:t xml:space="preserve"> </w:t>
-            </w:r>
-            <w:proofErr w:type="spellStart"/>
-            <w:r>
-              <w:rPr>
-                <w:b/>
-                <w:bCs/>
-                <w:sz w:val="20"/>
-                <w:szCs w:val="20"/>
-              </w:rPr>
-              <w:t>аварии</w:t>
-            </w:r>
-            <w:proofErr w:type="spellEnd"/>
           </w:p>
         </w:tc>
         <w:tc>
@@ -8305,7 +7789,6 @@
                 <w:szCs w:val="20"/>
               </w:rPr>
             </w:pPr>
-            <w:proofErr w:type="spellStart"/>
             <w:r>
               <w:rPr>
                 <w:b/>
@@ -8313,49 +7796,8 @@
                 <w:sz w:val="20"/>
                 <w:szCs w:val="20"/>
               </w:rPr>
-              <w:t>Масштабы</w:t>
+              <w:t>Масштабы развития аварии</w:t>
             </w:r>
-            <w:proofErr w:type="spellEnd"/>
-            <w:r>
-              <w:rPr>
-                <w:b/>
-                <w:bCs/>
-                <w:sz w:val="20"/>
-                <w:szCs w:val="20"/>
-              </w:rPr>
-              <w:t xml:space="preserve"> </w:t>
-            </w:r>
-            <w:proofErr w:type="spellStart"/>
-            <w:r>
-              <w:rPr>
-                <w:b/>
-                <w:bCs/>
-                <w:sz w:val="20"/>
-                <w:szCs w:val="20"/>
-              </w:rPr>
-              <w:t>развития</w:t>
-            </w:r>
-            <w:proofErr w:type="spellEnd"/>
-            <w:r>
-              <w:rPr>
-                <w:b/>
-                <w:bCs/>
-                <w:sz w:val="20"/>
-                <w:szCs w:val="20"/>
-              </w:rPr>
-              <w:t xml:space="preserve"> </w:t>
-            </w:r>
-            <w:proofErr w:type="spellStart"/>
-            <w:r>
-              <w:rPr>
-                <w:b/>
-                <w:bCs/>
-                <w:sz w:val="20"/>
-                <w:szCs w:val="20"/>
-              </w:rPr>
-              <w:t>аварии</w:t>
-            </w:r>
-            <w:proofErr w:type="spellEnd"/>
           </w:p>
         </w:tc>
       </w:tr>
@@ -8435,27 +7877,7 @@
                 <w:szCs w:val="20"/>
                 <w:lang w:val="ru-RU" w:eastAsia="ru-RU"/>
               </w:rPr>
-              <w:t xml:space="preserve">МН </w:t>
-            </w:r>
-            <w:proofErr w:type="spellStart"/>
-            <w:r>
-              <w:rPr>
-                <w:rFonts w:eastAsia="Times New Roman" w:cs="Times New Roman"/>
-                <w:sz w:val="20"/>
-                <w:szCs w:val="20"/>
-                <w:lang w:val="ru-RU" w:eastAsia="ru-RU"/>
-              </w:rPr>
-              <w:t>Возей</w:t>
-            </w:r>
-            <w:proofErr w:type="spellEnd"/>
-            <w:r>
-              <w:rPr>
-                <w:rFonts w:eastAsia="Times New Roman" w:cs="Times New Roman"/>
-                <w:sz w:val="20"/>
-                <w:szCs w:val="20"/>
-                <w:lang w:val="ru-RU" w:eastAsia="ru-RU"/>
-              </w:rPr>
-              <w:t xml:space="preserve"> – Головные сооружения</w:t>
+              <w:t>МН Возей – Головные сооружения</w:t>
             </w:r>
           </w:p>
         </w:tc>
@@ -10189,136 +9611,16 @@
           <w:szCs w:val="24"/>
           <w:lang w:val="ru-RU"/>
         </w:rPr>
-        <w:t xml:space="preserve">Анализ статистических данных по авариям для промышленных объектов РФ по Данным «Информационного </w:t>
-      </w:r>
-      <w:proofErr w:type="spellStart"/>
-      <w:r>
-        <w:rPr>
-          <w:rFonts w:cs="Times New Roman"/>
-          <w:sz w:val="24"/>
-          <w:szCs w:val="24"/>
-          <w:lang w:val="ru-RU"/>
-        </w:rPr>
-        <w:t>бюллютеня</w:t>
-      </w:r>
-      <w:proofErr w:type="spellEnd"/>
-      <w:r>
-        <w:rPr>
-          <w:rFonts w:cs="Times New Roman"/>
-          <w:sz w:val="24"/>
-          <w:szCs w:val="24"/>
-          <w:lang w:val="ru-RU"/>
-        </w:rPr>
-        <w:t xml:space="preserve"> Ростехнадзора» показывает, что на объектах, аналогичных декларируемому, аварии происходят, главным образом, по причинам механического разрушения технологического оборудования из-за качества выполнения строительно-монтажных работ, а </w:t>
-      </w:r>
-      <w:proofErr w:type="gramStart"/>
-      <w:r>
-        <w:rPr>
-          <w:rFonts w:cs="Times New Roman"/>
-          <w:sz w:val="24"/>
-          <w:szCs w:val="24"/>
-          <w:lang w:val="ru-RU"/>
-        </w:rPr>
-        <w:t>так же</w:t>
-      </w:r>
-      <w:proofErr w:type="gramEnd"/>
-      <w:r>
-        <w:rPr>
-          <w:rFonts w:cs="Times New Roman"/>
-          <w:sz w:val="24"/>
-          <w:szCs w:val="24"/>
-          <w:lang w:val="ru-RU"/>
-        </w:rPr>
-        <w:t xml:space="preserve"> негативного воздействия природных факторов (низкие температуры) и коррозионным воздействием обращающегося опасного вещества. </w:t>
-      </w:r>
-      <w:r>
-        <w:rPr>
-          <w:rFonts w:cs="Times New Roman"/>
-          <w:sz w:val="24"/>
-          <w:szCs w:val="24"/>
-          <w:lang w:val="ru-RU"/>
-        </w:rPr>
-        <w:t xml:space="preserve">Так же стоит </w:t>
-      </w:r>
-      <w:proofErr w:type="gramStart"/>
-      <w:r>
-        <w:rPr>
-          <w:rFonts w:cs="Times New Roman"/>
-          <w:sz w:val="24"/>
-          <w:szCs w:val="24"/>
-          <w:lang w:val="ru-RU"/>
-        </w:rPr>
-        <w:t>отметить</w:t>
-      </w:r>
-      <w:proofErr w:type="gramEnd"/>
-      <w:r>
-        <w:rPr>
-          <w:rFonts w:cs="Times New Roman"/>
-          <w:sz w:val="24"/>
-          <w:szCs w:val="24"/>
-          <w:lang w:val="ru-RU"/>
-        </w:rPr>
-        <w:t xml:space="preserve"> что в период 2022-2025 </w:t>
-      </w:r>
-      <w:proofErr w:type="spellStart"/>
-      <w:r>
-        <w:rPr>
-          <w:rFonts w:cs="Times New Roman"/>
-          <w:sz w:val="24"/>
-          <w:szCs w:val="24"/>
-          <w:lang w:val="ru-RU"/>
-        </w:rPr>
-        <w:t>г.г</w:t>
-      </w:r>
-      <w:proofErr w:type="spellEnd"/>
-      <w:r>
-        <w:rPr>
-          <w:rFonts w:cs="Times New Roman"/>
-          <w:sz w:val="24"/>
-          <w:szCs w:val="24"/>
-          <w:lang w:val="ru-RU"/>
-        </w:rPr>
-        <w:t xml:space="preserve">. особую актуальность приобретают диверсии и </w:t>
-      </w:r>
-      <w:proofErr w:type="spellStart"/>
-      <w:r>
-        <w:rPr>
-          <w:rFonts w:cs="Times New Roman"/>
-          <w:sz w:val="24"/>
-          <w:szCs w:val="24"/>
-          <w:lang w:val="ru-RU"/>
-        </w:rPr>
-        <w:t>терракты</w:t>
-      </w:r>
-      <w:proofErr w:type="spellEnd"/>
-      <w:r>
-        <w:rPr>
-          <w:rFonts w:cs="Times New Roman"/>
-          <w:sz w:val="24"/>
-          <w:szCs w:val="24"/>
-          <w:lang w:val="ru-RU"/>
-        </w:rPr>
-        <w:t xml:space="preserve">, в т.ч. с помощью беспилотных летательных </w:t>
-      </w:r>
-      <w:proofErr w:type="spellStart"/>
-      <w:r>
-        <w:rPr>
-          <w:rFonts w:cs="Times New Roman"/>
-          <w:sz w:val="24"/>
-          <w:szCs w:val="24"/>
-          <w:lang w:val="ru-RU"/>
-        </w:rPr>
-        <w:t>аппартатов</w:t>
-      </w:r>
-      <w:proofErr w:type="spellEnd"/>
-      <w:r>
-        <w:rPr>
-          <w:rFonts w:cs="Times New Roman"/>
-          <w:sz w:val="24"/>
-          <w:szCs w:val="24"/>
-          <w:lang w:val="ru-RU"/>
-        </w:rPr>
-        <w:t xml:space="preserve">. </w:t>
+        <w:t xml:space="preserve">Анализ статистических данных по авариям для промышленных объектов РФ по Данным «Информационного бюллютеня Ростехнадзора» показывает, что на объектах, аналогичных декларируемому, аварии происходят, главным образом, по причинам механического разрушения технологического оборудования из-за качества выполнения строительно-монтажных работ, а так же негативного воздействия природных факторов (низкие температуры) и коррозионным воздействием обращающегося опасного вещества. </w:t>
+      </w:r>
+      <w:r>
+        <w:rPr>
+          <w:rFonts w:cs="Times New Roman"/>
+          <w:sz w:val="24"/>
+          <w:szCs w:val="24"/>
+          <w:lang w:val="ru-RU"/>
+        </w:rPr>
+        <w:t xml:space="preserve">Так же стоит отметить что в период 2022-2025 г.г. особую актуальность приобретают диверсии и терракты, в т.ч. с помощью беспилотных летательных аппартатов. </w:t>
       </w:r>
       <w:r>
         <w:rPr>
@@ -11411,29 +10713,7 @@
           <w:szCs w:val="24"/>
           <w:lang w:val="ru-RU" w:eastAsia="ru-RU"/>
         </w:rPr>
-        <w:t xml:space="preserve">транспортирование опасных веществ, обладающих </w:t>
-      </w:r>
-      <w:proofErr w:type="spellStart"/>
-      <w:r>
-        <w:rPr>
-          <w:rFonts w:eastAsia="Times New Roman" w:cs="Times New Roman"/>
-          <w:spacing w:val="-4"/>
-          <w:sz w:val="24"/>
-          <w:szCs w:val="24"/>
-          <w:lang w:val="ru-RU" w:eastAsia="ru-RU"/>
-        </w:rPr>
-        <w:t>пожаро</w:t>
-      </w:r>
-      <w:proofErr w:type="spellEnd"/>
-      <w:r>
-        <w:rPr>
-          <w:rFonts w:eastAsia="Times New Roman" w:cs="Times New Roman"/>
-          <w:spacing w:val="-4"/>
-          <w:sz w:val="24"/>
-          <w:szCs w:val="24"/>
-          <w:lang w:val="ru-RU" w:eastAsia="ru-RU"/>
-        </w:rPr>
-        <w:t>- и взрывоопасными свойствами;</w:t>
+        <w:t>транспортирование опасных веществ, обладающих пожаро- и взрывоопасными свойствами;</w:t>
       </w:r>
     </w:p>
     <w:p>
@@ -11852,47 +11132,7 @@
           <w:szCs w:val="24"/>
           <w:lang w:val="ru-RU" w:eastAsia="ru-RU"/>
         </w:rPr>
-        <w:t xml:space="preserve">Наиболее опасными дефектами сварных соединений являются </w:t>
-      </w:r>
-      <w:proofErr w:type="spellStart"/>
-      <w:r>
-        <w:rPr>
-          <w:rFonts w:cs="Times New Roman"/>
-          <w:sz w:val="24"/>
-          <w:szCs w:val="24"/>
-          <w:lang w:val="ru-RU" w:eastAsia="ru-RU"/>
-        </w:rPr>
-        <w:t>непровары</w:t>
-      </w:r>
-      <w:proofErr w:type="spellEnd"/>
-      <w:r>
-        <w:rPr>
-          <w:rFonts w:cs="Times New Roman"/>
-          <w:sz w:val="24"/>
-          <w:szCs w:val="24"/>
-          <w:lang w:val="ru-RU" w:eastAsia="ru-RU"/>
-        </w:rPr>
-        <w:t xml:space="preserve">, трещины, подрезы, прожоги, </w:t>
-      </w:r>
-      <w:proofErr w:type="spellStart"/>
-      <w:r>
-        <w:rPr>
-          <w:rFonts w:cs="Times New Roman"/>
-          <w:sz w:val="24"/>
-          <w:szCs w:val="24"/>
-          <w:lang w:val="ru-RU" w:eastAsia="ru-RU"/>
-        </w:rPr>
-        <w:t>несплавления</w:t>
-      </w:r>
-      <w:proofErr w:type="spellEnd"/>
-      <w:r>
-        <w:rPr>
-          <w:rFonts w:cs="Times New Roman"/>
-          <w:sz w:val="24"/>
-          <w:szCs w:val="24"/>
-          <w:lang w:val="ru-RU" w:eastAsia="ru-RU"/>
-        </w:rPr>
-        <w:t xml:space="preserve"> и пористость, которые способны вызвать разрушение трубопровода под действием рабочего давления.</w:t>
+        <w:t>Наиболее опасными дефектами сварных соединений являются непровары, трещины, подрезы, прожоги, несплавления и пористость, которые способны вызвать разрушение трубопровода под действием рабочего давления.</w:t>
       </w:r>
     </w:p>
     <w:p>
@@ -12397,25 +11637,14 @@
         </w:rPr>
         <w:t>C</w:t>
       </w:r>
-      <w:proofErr w:type="spellStart"/>
-      <w:r>
-        <w:rPr>
-          <w:rFonts w:cs="Times New Roman"/>
-          <w:sz w:val="24"/>
-          <w:szCs w:val="24"/>
-          <w:lang w:val="ru-RU" w:eastAsia="ru-RU"/>
-        </w:rPr>
-        <w:t>ледует</w:t>
-      </w:r>
-      <w:proofErr w:type="spellEnd"/>
-      <w:r>
-        <w:rPr>
-          <w:rFonts w:cs="Times New Roman"/>
-          <w:sz w:val="24"/>
-          <w:szCs w:val="24"/>
-          <w:lang w:val="ru-RU" w:eastAsia="ru-RU"/>
-        </w:rPr>
-        <w:t xml:space="preserve"> также добавить факторы, рекомендуемые к рассмотрению Руководством по безопасности "Методика моделирования распространения аварийных выбросов опасных веществ" такие как:</w:t>
+      <w:r>
+        <w:rPr>
+          <w:rFonts w:cs="Times New Roman"/>
+          <w:sz w:val="24"/>
+          <w:szCs w:val="24"/>
+          <w:lang w:val="ru-RU" w:eastAsia="ru-RU"/>
+        </w:rPr>
+        <w:t>ледует также добавить факторы, рекомендуемые к рассмотрению Руководством по безопасности "Методика моделирования распространения аварийных выбросов опасных веществ" такие как:</w:t>
       </w:r>
     </w:p>
     <w:p>
@@ -13323,10 +12552,10 @@
         </w:rPr>
         <w:lastRenderedPageBreak/>
         <w:drawing>
-          <wp:inline distT="0" distB="0" distL="0" distR="0" wp14:anchorId="7CFEB2DD" wp14:editId="535E4B66">
-            <wp:extent cx="6148070" cy="3134360"/>
+          <wp:inline distT="0" distB="0" distL="0" distR="0" wp14:anchorId="77ED86F2" wp14:editId="253D00FB">
+            <wp:extent cx="6148070" cy="3058160"/>
             <wp:effectExtent l="0" t="0" r="5080" b="8890"/>
-            <wp:docPr id="6" name="Рисунок 6"/>
+            <wp:docPr id="2" name="Рисунок 2"/>
             <wp:cNvGraphicFramePr>
               <a:graphicFrameLocks xmlns:a="http://schemas.openxmlformats.org/drawingml/2006/main" noChangeAspect="1"/>
             </wp:cNvGraphicFramePr>
@@ -13346,7 +12575,7 @@
                   <pic:spPr>
                     <a:xfrm>
                       <a:off x="0" y="0"/>
-                      <a:ext cx="6148070" cy="3134360"/>
+                      <a:ext cx="6148070" cy="3058160"/>
                     </a:xfrm>
                     <a:prstGeom prst="rect">
                       <a:avLst/>
@@ -13570,12 +12799,11 @@
           <w:noProof/>
           <w:color w:val="00B050"/>
         </w:rPr>
-        <w:lastRenderedPageBreak/>
         <w:drawing>
-          <wp:inline distT="0" distB="0" distL="0" distR="0" wp14:anchorId="46F41CC1" wp14:editId="7495783D">
-            <wp:extent cx="6148070" cy="3077210"/>
-            <wp:effectExtent l="0" t="0" r="5080" b="8890"/>
-            <wp:docPr id="7" name="Рисунок 7"/>
+          <wp:inline distT="0" distB="0" distL="0" distR="0" wp14:anchorId="785C27E6" wp14:editId="1FD34E51">
+            <wp:extent cx="5562600" cy="2625028"/>
+            <wp:effectExtent l="0" t="0" r="0" b="4445"/>
+            <wp:docPr id="12" name="Рисунок 12"/>
             <wp:cNvGraphicFramePr>
               <a:graphicFrameLocks xmlns:a="http://schemas.openxmlformats.org/drawingml/2006/main" noChangeAspect="1"/>
             </wp:cNvGraphicFramePr>
@@ -13595,7 +12823,7 @@
                   <pic:spPr>
                     <a:xfrm>
                       <a:off x="0" y="0"/>
-                      <a:ext cx="6148070" cy="3077210"/>
+                      <a:ext cx="5575661" cy="2631191"/>
                     </a:xfrm>
                     <a:prstGeom prst="rect">
                       <a:avLst/>
@@ -13744,6 +12972,7 @@
         <w:rPr>
           <w:color w:val="00B050"/>
         </w:rPr>
+        <w:lastRenderedPageBreak/>
         <w:t xml:space="preserve">* - частоты аварийной разгерметизации трубопроводов приняты согласно сведениям </w:t>
       </w:r>
       <w:r>
@@ -13804,10 +13033,10 @@
           <w:color w:val="00B050"/>
         </w:rPr>
         <w:drawing>
-          <wp:inline distT="0" distB="0" distL="0" distR="0" wp14:anchorId="038DB67A" wp14:editId="3068F389">
-            <wp:extent cx="5818909" cy="2870990"/>
-            <wp:effectExtent l="0" t="0" r="0" b="5715"/>
-            <wp:docPr id="8" name="Рисунок 8"/>
+          <wp:inline distT="0" distB="0" distL="0" distR="0" wp14:anchorId="55891718" wp14:editId="02DB6597">
+            <wp:extent cx="5759450" cy="2654272"/>
+            <wp:effectExtent l="0" t="0" r="0" b="0"/>
+            <wp:docPr id="10" name="Рисунок 10"/>
             <wp:cNvGraphicFramePr>
               <a:graphicFrameLocks xmlns:a="http://schemas.openxmlformats.org/drawingml/2006/main" noChangeAspect="1"/>
             </wp:cNvGraphicFramePr>
@@ -13827,7 +13056,7 @@
                   <pic:spPr>
                     <a:xfrm>
                       <a:off x="0" y="0"/>
-                      <a:ext cx="5827257" cy="2875109"/>
+                      <a:ext cx="5766163" cy="2657366"/>
                     </a:xfrm>
                     <a:prstGeom prst="rect">
                       <a:avLst/>
@@ -13982,7 +13211,6 @@
         <w:rPr>
           <w:color w:val="00B050"/>
         </w:rPr>
-        <w:lastRenderedPageBreak/>
         <w:t>Руководств</w:t>
       </w:r>
       <w:r>
@@ -14029,10 +13257,10 @@
           <w:color w:val="00B050"/>
         </w:rPr>
         <w:drawing>
-          <wp:inline distT="0" distB="0" distL="0" distR="0" wp14:anchorId="197C8801" wp14:editId="7B1A7334">
-            <wp:extent cx="5784273" cy="2789379"/>
-            <wp:effectExtent l="0" t="0" r="6985" b="0"/>
-            <wp:docPr id="9" name="Рисунок 9"/>
+          <wp:inline distT="0" distB="0" distL="0" distR="0" wp14:anchorId="7B2B4A5E" wp14:editId="1DD65A59">
+            <wp:extent cx="5740400" cy="2673952"/>
+            <wp:effectExtent l="0" t="0" r="0" b="0"/>
+            <wp:docPr id="11" name="Рисунок 11"/>
             <wp:cNvGraphicFramePr>
               <a:graphicFrameLocks xmlns:a="http://schemas.openxmlformats.org/drawingml/2006/main" noChangeAspect="1"/>
             </wp:cNvGraphicFramePr>
@@ -14052,7 +13280,7 @@
                   <pic:spPr>
                     <a:xfrm>
                       <a:off x="0" y="0"/>
-                      <a:ext cx="5809703" cy="2801642"/>
+                      <a:ext cx="5753460" cy="2680035"/>
                     </a:xfrm>
                     <a:prstGeom prst="rect">
                       <a:avLst/>
@@ -14076,6 +13304,7 @@
         <w:rPr>
           <w:color w:val="00B050"/>
         </w:rPr>
+        <w:lastRenderedPageBreak/>
         <w:t>Рисунок</w:t>
       </w:r>
       <w:r>
@@ -14247,6 +13476,168 @@
           <w:color w:val="00B050"/>
         </w:rPr>
       </w:pPr>
+    </w:p>
+    <w:p>
+      <w:pPr>
+        <w:pStyle w:val="150"/>
+        <w:spacing w:after="0" w:line="360" w:lineRule="auto"/>
+        <w:rPr>
+          <w:snapToGrid w:val="0"/>
+          <w:lang w:val="ru-RU"/>
+        </w:rPr>
+      </w:pPr>
+      <w:r>
+        <w:rPr>
+          <w:snapToGrid w:val="0"/>
+          <w:lang w:val="ru-RU"/>
+        </w:rPr>
+        <w:drawing>
+          <wp:inline distT="0" distB="0" distL="0" distR="0" wp14:anchorId="2931C9C9" wp14:editId="75036CFC">
+            <wp:extent cx="5634990" cy="2676067"/>
+            <wp:effectExtent l="0" t="0" r="3810" b="0"/>
+            <wp:docPr id="6" name="Рисунок 6"/>
+            <wp:cNvGraphicFramePr>
+              <a:graphicFrameLocks xmlns:a="http://schemas.openxmlformats.org/drawingml/2006/main" noChangeAspect="1"/>
+            </wp:cNvGraphicFramePr>
+            <a:graphic xmlns:a="http://schemas.openxmlformats.org/drawingml/2006/main">
+              <a:graphicData uri="http://schemas.openxmlformats.org/drawingml/2006/picture">
+                <pic:pic xmlns:pic="http://schemas.openxmlformats.org/drawingml/2006/picture">
+                  <pic:nvPicPr>
+                    <pic:cNvPr id="1" name=""/>
+                    <pic:cNvPicPr/>
+                  </pic:nvPicPr>
+                  <pic:blipFill>
+                    <a:blip r:embed="rId19"/>
+                    <a:stretch>
+                      <a:fillRect/>
+                    </a:stretch>
+                  </pic:blipFill>
+                  <pic:spPr>
+                    <a:xfrm>
+                      <a:off x="0" y="0"/>
+                      <a:ext cx="5659969" cy="2687930"/>
+                    </a:xfrm>
+                    <a:prstGeom prst="rect">
+                      <a:avLst/>
+                    </a:prstGeom>
+                  </pic:spPr>
+                </pic:pic>
+              </a:graphicData>
+            </a:graphic>
+          </wp:inline>
+        </w:drawing>
+      </w:r>
+    </w:p>
+    <w:p>
+      <w:pPr>
+        <w:pStyle w:val="150"/>
+        <w:spacing w:after="0" w:line="360" w:lineRule="auto"/>
+        <w:ind w:firstLine="709"/>
+        <w:rPr>
+          <w:lang w:val="ru-RU"/>
+        </w:rPr>
+      </w:pPr>
+      <w:r>
+        <w:rPr>
+          <w:lang w:val="ru-RU"/>
+        </w:rPr>
+        <w:t xml:space="preserve">Рисунок </w:t>
+      </w:r>
+      <w:r>
+        <w:fldChar w:fldCharType="begin"/>
+      </w:r>
+      <w:r>
+        <w:rPr>
+          <w:lang w:val="ru-RU"/>
+        </w:rPr>
+        <w:instrText xml:space="preserve"> </w:instrText>
+      </w:r>
+      <w:r>
+        <w:instrText>SEQ</w:instrText>
+      </w:r>
+      <w:r>
+        <w:rPr>
+          <w:lang w:val="ru-RU"/>
+        </w:rPr>
+        <w:instrText xml:space="preserve"> Рисунок \* </w:instrText>
+      </w:r>
+      <w:r>
+        <w:instrText>ARABIC</w:instrText>
+      </w:r>
+      <w:r>
+        <w:rPr>
+          <w:lang w:val="ru-RU"/>
+        </w:rPr>
+        <w:instrText xml:space="preserve"> </w:instrText>
+      </w:r>
+      <w:r>
+        <w:fldChar w:fldCharType="separate"/>
+      </w:r>
+      <w:r>
+        <w:rPr>
+          <w:noProof/>
+          <w:lang w:val="ru-RU"/>
+        </w:rPr>
+        <w:t>11</w:t>
+      </w:r>
+      <w:r>
+        <w:rPr>
+          <w:noProof/>
+        </w:rPr>
+        <w:fldChar w:fldCharType="end"/>
+      </w:r>
+      <w:r>
+        <w:rPr>
+          <w:lang w:val="ru-RU"/>
+        </w:rPr>
+        <w:t xml:space="preserve"> - «Дерево событий» для насосного оборудования</w:t>
+      </w:r>
+      <w:r>
+        <w:rPr>
+          <w:lang w:val="ru-RU"/>
+        </w:rPr>
+        <w:t xml:space="preserve"> с ЛВЖ</w:t>
+      </w:r>
+    </w:p>
+    <w:p>
+      <w:pPr>
+        <w:pStyle w:val="150"/>
+        <w:spacing w:after="0" w:line="360" w:lineRule="auto"/>
+        <w:ind w:firstLine="709"/>
+      </w:pPr>
+      <w:r>
+        <w:rPr>
+          <w:lang w:val="ru-RU"/>
+        </w:rPr>
+        <w:t>* - частоты разгерметизации</w:t>
+      </w:r>
+      <w:r>
+        <w:rPr>
+          <w:lang w:val="ru-RU"/>
+        </w:rPr>
+        <w:t xml:space="preserve"> оборудования </w:t>
+      </w:r>
+      <w:r>
+        <w:rPr>
+          <w:lang w:val="ru-RU"/>
+        </w:rPr>
+        <w:t>приняты согласно Таблицы №4-</w:t>
+      </w:r>
+      <w:r>
+        <w:rPr>
+          <w:lang w:val="ru-RU"/>
+        </w:rPr>
+        <w:t>2</w:t>
+      </w:r>
+      <w:r>
+        <w:rPr>
+          <w:lang w:val="ru-RU"/>
+        </w:rPr>
+        <w:t xml:space="preserve"> Приложения №4 к Руководству безопасности «Методические основы анализа опасностей и оценки риска аварий на опасных производственных объектах» (утв. </w:t>
+      </w:r>
+      <w:r>
+        <w:t>Приказом Ростехнадзора от 3.11.22 №387).</w:t>
+      </w:r>
     </w:p>
     <w:p>
       <w:pPr>
@@ -14506,27 +13897,7 @@
           <w:szCs w:val="24"/>
           <w:lang w:val="ru-RU" w:eastAsia="ru-RU"/>
         </w:rPr>
-        <w:t xml:space="preserve">Сборник методик по прогнозированию возможных аварий, катастроф, стихийных бедствий в PC ЧС. (книга 1-2). Методика оценки последствий аварий на </w:t>
-      </w:r>
-      <w:proofErr w:type="spellStart"/>
-      <w:r>
-        <w:rPr>
-          <w:rFonts w:cs="Times New Roman"/>
-          <w:sz w:val="24"/>
-          <w:szCs w:val="24"/>
-          <w:lang w:val="ru-RU" w:eastAsia="ru-RU"/>
-        </w:rPr>
-        <w:t>пожаровзрывоопасных</w:t>
-      </w:r>
-      <w:proofErr w:type="spellEnd"/>
-      <w:r>
-        <w:rPr>
-          <w:rFonts w:cs="Times New Roman"/>
-          <w:sz w:val="24"/>
-          <w:szCs w:val="24"/>
-          <w:lang w:val="ru-RU" w:eastAsia="ru-RU"/>
-        </w:rPr>
-        <w:t xml:space="preserve"> объектах. Министерство по делам ГО и ЧС, и ликвидации последствий стихийных бедствий. 1994г</w:t>
+        <w:t>Сборник методик по прогнозированию возможных аварий, катастроф, стихийных бедствий в PC ЧС. (книга 1-2). Методика оценки последствий аварий на пожаровзрывоопасных объектах. Министерство по делам ГО и ЧС, и ликвидации последствий стихийных бедствий. 1994г</w:t>
       </w:r>
     </w:p>
     <w:p>
@@ -16932,7 +16303,7 @@
                     </pic:cNvPicPr>
                   </pic:nvPicPr>
                   <pic:blipFill>
-                    <a:blip r:embed="rId19" cstate="print">
+                    <a:blip r:embed="rId20" cstate="print">
                       <a:extLst>
                         <a:ext uri="{28A0092B-C50C-407E-A947-70E740481C1C}">
                           <a14:useLocalDpi xmlns:a14="http://schemas.microsoft.com/office/drawing/2010/main" val="0"/>
@@ -17020,7 +16391,7 @@
                     </pic:cNvPicPr>
                   </pic:nvPicPr>
                   <pic:blipFill>
-                    <a:blip r:embed="rId20" cstate="print">
+                    <a:blip r:embed="rId21" cstate="print">
                       <a:extLst>
                         <a:ext uri="{28A0092B-C50C-407E-A947-70E740481C1C}">
                           <a14:useLocalDpi xmlns:a14="http://schemas.microsoft.com/office/drawing/2010/main" val="0"/>
@@ -17108,7 +16479,7 @@
                     </pic:cNvPicPr>
                   </pic:nvPicPr>
                   <pic:blipFill>
-                    <a:blip r:embed="rId21" cstate="print">
+                    <a:blip r:embed="rId22" cstate="print">
                       <a:extLst>
                         <a:ext uri="{28A0092B-C50C-407E-A947-70E740481C1C}">
                           <a14:useLocalDpi xmlns:a14="http://schemas.microsoft.com/office/drawing/2010/main" val="0"/>
@@ -17196,7 +16567,7 @@
                     </pic:cNvPicPr>
                   </pic:nvPicPr>
                   <pic:blipFill>
-                    <a:blip r:embed="rId22" cstate="print">
+                    <a:blip r:embed="rId23" cstate="print">
                       <a:extLst>
                         <a:ext uri="{28A0092B-C50C-407E-A947-70E740481C1C}">
                           <a14:useLocalDpi xmlns:a14="http://schemas.microsoft.com/office/drawing/2010/main" val="0"/>
@@ -17257,72 +16628,6 @@
                 <pic:pic xmlns:pic="http://schemas.openxmlformats.org/drawingml/2006/picture">
                   <pic:nvPicPr>
                     <pic:cNvPr id="0" name="Picture 8"/>
-                    <pic:cNvPicPr>
-                      <a:picLocks noChangeAspect="1" noChangeArrowheads="1"/>
-                    </pic:cNvPicPr>
-                  </pic:nvPicPr>
-                  <pic:blipFill>
-                    <a:blip r:embed="rId23" cstate="print">
-                      <a:extLst>
-                        <a:ext uri="{28A0092B-C50C-407E-A947-70E740481C1C}">
-                          <a14:useLocalDpi xmlns:a14="http://schemas.microsoft.com/office/drawing/2010/main" val="0"/>
-                        </a:ext>
-                      </a:extLst>
-                    </a:blip>
-                    <a:srcRect/>
-                    <a:stretch>
-                      <a:fillRect/>
-                    </a:stretch>
-                  </pic:blipFill>
-                  <pic:spPr bwMode="auto">
-                    <a:xfrm>
-                      <a:off x="0" y="0"/>
-                      <a:ext cx="171450" cy="171450"/>
-                    </a:xfrm>
-                    <a:prstGeom prst="rect">
-                      <a:avLst/>
-                    </a:prstGeom>
-                    <a:noFill/>
-                    <a:ln>
-                      <a:noFill/>
-                    </a:ln>
-                  </pic:spPr>
-                </pic:pic>
-              </a:graphicData>
-            </a:graphic>
-          </wp:inline>
-        </w:drawing>
-      </w:r>
-      <w:r>
-        <w:rPr>
-          <w:rFonts w:cs="Times New Roman"/>
-          <w:sz w:val="24"/>
-          <w:szCs w:val="24"/>
-          <w:lang w:val="ru-RU" w:eastAsia="ru-RU"/>
-        </w:rPr>
-        <w:t xml:space="preserve">, в которых пострадало на определенном уровне не менее </w:t>
-      </w:r>
-      <w:r>
-        <w:rPr>
-          <w:rFonts w:cs="Times New Roman"/>
-          <w:noProof/>
-          <w:sz w:val="24"/>
-          <w:szCs w:val="24"/>
-          <w:lang w:val="ru-RU" w:eastAsia="ru-RU"/>
-        </w:rPr>
-        <w:drawing>
-          <wp:inline distT="0" distB="0" distL="0" distR="0" wp14:anchorId="759961AD" wp14:editId="18452A5A">
-            <wp:extent cx="171450" cy="171450"/>
-            <wp:effectExtent l="0" t="0" r="0" b="0"/>
-            <wp:docPr id="1114" name="Рисунок 4"/>
-            <wp:cNvGraphicFramePr>
-              <a:graphicFrameLocks xmlns:a="http://schemas.openxmlformats.org/drawingml/2006/main" noChangeAspect="1"/>
-            </wp:cNvGraphicFramePr>
-            <a:graphic xmlns:a="http://schemas.openxmlformats.org/drawingml/2006/main">
-              <a:graphicData uri="http://schemas.openxmlformats.org/drawingml/2006/picture">
-                <pic:pic xmlns:pic="http://schemas.openxmlformats.org/drawingml/2006/picture">
-                  <pic:nvPicPr>
-                    <pic:cNvPr id="0" name="Picture 9"/>
                     <pic:cNvPicPr>
                       <a:picLocks noChangeAspect="1" noChangeArrowheads="1"/>
                     </pic:cNvPicPr>
@@ -17366,7 +16671,7 @@
           <w:szCs w:val="24"/>
           <w:lang w:val="ru-RU" w:eastAsia="ru-RU"/>
         </w:rPr>
-        <w:t xml:space="preserve">человек, от этого числа </w:t>
+        <w:t xml:space="preserve">, в которых пострадало на определенном уровне не менее </w:t>
       </w:r>
       <w:r>
         <w:rPr>
@@ -17377,10 +16682,10 @@
           <w:lang w:val="ru-RU" w:eastAsia="ru-RU"/>
         </w:rPr>
         <w:drawing>
-          <wp:inline distT="0" distB="0" distL="0" distR="0" wp14:anchorId="307685F4" wp14:editId="4DFDB183">
+          <wp:inline distT="0" distB="0" distL="0" distR="0" wp14:anchorId="759961AD" wp14:editId="18452A5A">
             <wp:extent cx="171450" cy="171450"/>
             <wp:effectExtent l="0" t="0" r="0" b="0"/>
-            <wp:docPr id="1115" name="Рисунок 3"/>
+            <wp:docPr id="1114" name="Рисунок 4"/>
             <wp:cNvGraphicFramePr>
               <a:graphicFrameLocks xmlns:a="http://schemas.openxmlformats.org/drawingml/2006/main" noChangeAspect="1"/>
             </wp:cNvGraphicFramePr>
@@ -17388,13 +16693,13 @@
               <a:graphicData uri="http://schemas.openxmlformats.org/drawingml/2006/picture">
                 <pic:pic xmlns:pic="http://schemas.openxmlformats.org/drawingml/2006/picture">
                   <pic:nvPicPr>
-                    <pic:cNvPr id="0" name="Picture 10"/>
+                    <pic:cNvPr id="0" name="Picture 9"/>
                     <pic:cNvPicPr>
                       <a:picLocks noChangeAspect="1" noChangeArrowheads="1"/>
                     </pic:cNvPicPr>
                   </pic:nvPicPr>
                   <pic:blipFill>
-                    <a:blip r:embed="rId24" cstate="print">
+                    <a:blip r:embed="rId25" cstate="print">
                       <a:extLst>
                         <a:ext uri="{28A0092B-C50C-407E-A947-70E740481C1C}">
                           <a14:useLocalDpi xmlns:a14="http://schemas.microsoft.com/office/drawing/2010/main" val="0"/>
@@ -17432,6 +16737,72 @@
           <w:szCs w:val="24"/>
           <w:lang w:val="ru-RU" w:eastAsia="ru-RU"/>
         </w:rPr>
+        <w:t xml:space="preserve">человек, от этого числа </w:t>
+      </w:r>
+      <w:r>
+        <w:rPr>
+          <w:rFonts w:cs="Times New Roman"/>
+          <w:noProof/>
+          <w:sz w:val="24"/>
+          <w:szCs w:val="24"/>
+          <w:lang w:val="ru-RU" w:eastAsia="ru-RU"/>
+        </w:rPr>
+        <w:drawing>
+          <wp:inline distT="0" distB="0" distL="0" distR="0" wp14:anchorId="307685F4" wp14:editId="4DFDB183">
+            <wp:extent cx="171450" cy="171450"/>
+            <wp:effectExtent l="0" t="0" r="0" b="0"/>
+            <wp:docPr id="1115" name="Рисунок 3"/>
+            <wp:cNvGraphicFramePr>
+              <a:graphicFrameLocks xmlns:a="http://schemas.openxmlformats.org/drawingml/2006/main" noChangeAspect="1"/>
+            </wp:cNvGraphicFramePr>
+            <a:graphic xmlns:a="http://schemas.openxmlformats.org/drawingml/2006/main">
+              <a:graphicData uri="http://schemas.openxmlformats.org/drawingml/2006/picture">
+                <pic:pic xmlns:pic="http://schemas.openxmlformats.org/drawingml/2006/picture">
+                  <pic:nvPicPr>
+                    <pic:cNvPr id="0" name="Picture 10"/>
+                    <pic:cNvPicPr>
+                      <a:picLocks noChangeAspect="1" noChangeArrowheads="1"/>
+                    </pic:cNvPicPr>
+                  </pic:nvPicPr>
+                  <pic:blipFill>
+                    <a:blip r:embed="rId25" cstate="print">
+                      <a:extLst>
+                        <a:ext uri="{28A0092B-C50C-407E-A947-70E740481C1C}">
+                          <a14:useLocalDpi xmlns:a14="http://schemas.microsoft.com/office/drawing/2010/main" val="0"/>
+                        </a:ext>
+                      </a:extLst>
+                    </a:blip>
+                    <a:srcRect/>
+                    <a:stretch>
+                      <a:fillRect/>
+                    </a:stretch>
+                  </pic:blipFill>
+                  <pic:spPr bwMode="auto">
+                    <a:xfrm>
+                      <a:off x="0" y="0"/>
+                      <a:ext cx="171450" cy="171450"/>
+                    </a:xfrm>
+                    <a:prstGeom prst="rect">
+                      <a:avLst/>
+                    </a:prstGeom>
+                    <a:noFill/>
+                    <a:ln>
+                      <a:noFill/>
+                    </a:ln>
+                  </pic:spPr>
+                </pic:pic>
+              </a:graphicData>
+            </a:graphic>
+          </wp:inline>
+        </w:drawing>
+      </w:r>
+      <w:r>
+        <w:rPr>
+          <w:rFonts w:cs="Times New Roman"/>
+          <w:sz w:val="24"/>
+          <w:szCs w:val="24"/>
+          <w:lang w:val="ru-RU" w:eastAsia="ru-RU"/>
+        </w:rPr>
         <w:t xml:space="preserve">(представляется в виде соответствующей </w:t>
       </w:r>
       <w:r>
@@ -17460,7 +16831,7 @@
                     </pic:cNvPicPr>
                   </pic:nvPicPr>
                   <pic:blipFill>
-                    <a:blip r:embed="rId25" cstate="print">
+                    <a:blip r:embed="rId26" cstate="print">
                       <a:extLst>
                         <a:ext uri="{28A0092B-C50C-407E-A947-70E740481C1C}">
                           <a14:useLocalDpi xmlns:a14="http://schemas.microsoft.com/office/drawing/2010/main" val="0"/>
@@ -17548,7 +16919,7 @@
                     </pic:cNvPicPr>
                   </pic:nvPicPr>
                   <pic:blipFill>
-                    <a:blip r:embed="rId26" cstate="print">
+                    <a:blip r:embed="rId27" cstate="print">
                       <a:extLst>
                         <a:ext uri="{28A0092B-C50C-407E-A947-70E740481C1C}">
                           <a14:useLocalDpi xmlns:a14="http://schemas.microsoft.com/office/drawing/2010/main" val="0"/>
@@ -22149,7 +21520,6 @@
         </w:rPr>
         <w:br/>
       </w:r>
-      <w:proofErr w:type="gramStart"/>
       <w:r>
         <w:rPr>
           <w:rFonts w:cs="Times New Roman"/>
@@ -22170,7 +21540,6 @@
         </w:rPr>
         <w:t>MAX</w:t>
       </w:r>
-      <w:proofErr w:type="gramEnd"/>
       <w:r>
         <w:rPr>
           <w:rFonts w:cs="Times New Roman"/>
@@ -23663,52 +23032,14 @@
         </w:rPr>
         <w:t>П</w:t>
       </w:r>
-      <w:proofErr w:type="spellStart"/>
       <w:r>
         <w:rPr>
           <w:i/>
           <w:iCs/>
           <w:lang w:eastAsia="ru-RU"/>
         </w:rPr>
-        <w:t>еречень</w:t>
-      </w:r>
-      <w:proofErr w:type="spellEnd"/>
-      <w:r>
-        <w:rPr>
-          <w:i/>
-          <w:iCs/>
-          <w:lang w:eastAsia="ru-RU"/>
-        </w:rPr>
-        <w:t xml:space="preserve"> </w:t>
-      </w:r>
-      <w:proofErr w:type="spellStart"/>
-      <w:r>
-        <w:rPr>
-          <w:i/>
-          <w:iCs/>
-          <w:lang w:eastAsia="ru-RU"/>
-        </w:rPr>
-        <w:t>используемой</w:t>
-      </w:r>
-      <w:proofErr w:type="spellEnd"/>
-      <w:r>
-        <w:rPr>
-          <w:i/>
-          <w:iCs/>
-          <w:lang w:eastAsia="ru-RU"/>
-        </w:rPr>
-        <w:t xml:space="preserve"> </w:t>
-      </w:r>
-      <w:proofErr w:type="spellStart"/>
-      <w:r>
-        <w:rPr>
-          <w:i/>
-          <w:iCs/>
-          <w:lang w:eastAsia="ru-RU"/>
-        </w:rPr>
-        <w:t>литературы</w:t>
-      </w:r>
-      <w:proofErr w:type="spellEnd"/>
+        <w:t>еречень используемой литературы</w:t>
+      </w:r>
     </w:p>
     <w:p>
       <w:pPr>
@@ -23944,7 +23275,6 @@
         </w:rPr>
         <w:t xml:space="preserve"> </w:t>
       </w:r>
-      <w:proofErr w:type="spellStart"/>
       <w:r>
         <w:rPr>
           <w:rFonts w:cs="Times New Roman"/>
@@ -23954,7 +23284,6 @@
         </w:rPr>
         <w:t>др</w:t>
       </w:r>
-      <w:proofErr w:type="spellEnd"/>
       <w:r>
         <w:rPr>
           <w:rFonts w:cs="Times New Roman"/>
@@ -23979,41 +23308,13 @@
           <w:szCs w:val="24"/>
         </w:rPr>
       </w:pPr>
-      <w:proofErr w:type="spellStart"/>
-      <w:r>
-        <w:rPr>
-          <w:rFonts w:cs="Times New Roman"/>
-          <w:sz w:val="24"/>
-          <w:szCs w:val="24"/>
-        </w:rPr>
-        <w:t>Kletz</w:t>
-      </w:r>
-      <w:proofErr w:type="spellEnd"/>
-      <w:r>
-        <w:rPr>
-          <w:rFonts w:cs="Times New Roman"/>
-          <w:sz w:val="24"/>
-          <w:szCs w:val="24"/>
-        </w:rPr>
-        <w:t xml:space="preserve"> T. </w:t>
-      </w:r>
-      <w:proofErr w:type="spellStart"/>
-      <w:r>
-        <w:rPr>
-          <w:rFonts w:cs="Times New Roman"/>
-          <w:sz w:val="24"/>
-          <w:szCs w:val="24"/>
-        </w:rPr>
-        <w:t>Hazop</w:t>
-      </w:r>
-      <w:proofErr w:type="spellEnd"/>
-      <w:r>
-        <w:rPr>
-          <w:rFonts w:cs="Times New Roman"/>
-          <w:sz w:val="24"/>
-          <w:szCs w:val="24"/>
-        </w:rPr>
-        <w:t xml:space="preserve"> and Hazan: Identifying and Assessing Process Industry Hazards. — 4th ed. — Institution of Chemical Engineers, 2001. — 240 p.</w:t>
+      <w:r>
+        <w:rPr>
+          <w:rFonts w:cs="Times New Roman"/>
+          <w:sz w:val="24"/>
+          <w:szCs w:val="24"/>
+        </w:rPr>
+        <w:t>Kletz T. Hazop and Hazan: Identifying and Assessing Process Industry Hazards. — 4th ed. — Institution of Chemical Engineers, 2001. — 240 p.</w:t>
       </w:r>
     </w:p>
     <w:p>
@@ -24039,27 +23340,7 @@
           <w:szCs w:val="24"/>
           <w:lang w:val="ru-RU"/>
         </w:rPr>
-        <w:t xml:space="preserve">Галеев А.Д., </w:t>
-      </w:r>
-      <w:proofErr w:type="spellStart"/>
-      <w:r>
-        <w:rPr>
-          <w:rFonts w:cs="Times New Roman"/>
-          <w:sz w:val="24"/>
-          <w:szCs w:val="24"/>
-          <w:lang w:val="ru-RU"/>
-        </w:rPr>
-        <w:t>Поникаров</w:t>
-      </w:r>
-      <w:proofErr w:type="spellEnd"/>
-      <w:r>
-        <w:rPr>
-          <w:rFonts w:cs="Times New Roman"/>
-          <w:sz w:val="24"/>
-          <w:szCs w:val="24"/>
-          <w:lang w:val="ru-RU"/>
-        </w:rPr>
-        <w:t xml:space="preserve"> С.И. Анализ риска аварий на опасных производственных объектах: Учебное пособие. — М.: Изд-во МГТУ им. Н.Э. Баумана, 2017. —</w:t>
+        <w:t>Галеев А.Д., Поникаров С.И. Анализ риска аварий на опасных производственных объектах: Учебное пособие. — М.: Изд-во МГТУ им. Н.Э. Баумана, 2017. —</w:t>
       </w:r>
       <w:r>
         <w:rPr>
@@ -24122,25 +23403,14 @@
           <w:lang w:val="ru-RU"/>
         </w:rPr>
       </w:pPr>
-      <w:proofErr w:type="spellStart"/>
-      <w:r>
-        <w:rPr>
-          <w:rFonts w:cs="Times New Roman"/>
-          <w:sz w:val="24"/>
-          <w:szCs w:val="24"/>
-          <w:lang w:val="ru-RU"/>
-        </w:rPr>
-        <w:t>Черноплёков</w:t>
-      </w:r>
-      <w:proofErr w:type="spellEnd"/>
-      <w:r>
-        <w:rPr>
-          <w:rFonts w:cs="Times New Roman"/>
-          <w:sz w:val="24"/>
-          <w:szCs w:val="24"/>
-          <w:lang w:val="ru-RU"/>
-        </w:rPr>
-        <w:t xml:space="preserve"> А.Н. Безопасность и риски химических производств // Проблемы анализа риска. — 2024. — Т. 21. — № 5. — С. 10–35. </w:t>
+      <w:r>
+        <w:rPr>
+          <w:rFonts w:cs="Times New Roman"/>
+          <w:sz w:val="24"/>
+          <w:szCs w:val="24"/>
+          <w:lang w:val="ru-RU"/>
+        </w:rPr>
+        <w:t xml:space="preserve">Черноплёков А.Н. Безопасность и риски химических производств // Проблемы анализа риска. — 2024. — Т. 21. — № 5. — С. 10–35. </w:t>
       </w:r>
     </w:p>
     <w:p>
@@ -24167,27 +23437,7 @@
           <w:lang w:val="ru-RU"/>
         </w:rPr>
         <w:lastRenderedPageBreak/>
-        <w:t xml:space="preserve">Пермяков В.Н., Сивков Ю.В., Мартынович В.Л., Хайруллина Л.Б. Анализ риска аварий на опасных производственных объектах: Учебное пособие. — Тюмень: Изд-во </w:t>
-      </w:r>
-      <w:proofErr w:type="spellStart"/>
-      <w:r>
-        <w:rPr>
-          <w:rFonts w:cs="Times New Roman"/>
-          <w:sz w:val="24"/>
-          <w:szCs w:val="24"/>
-          <w:lang w:val="ru-RU"/>
-        </w:rPr>
-        <w:t>ТюмГУ</w:t>
-      </w:r>
-      <w:proofErr w:type="spellEnd"/>
-      <w:r>
-        <w:rPr>
-          <w:rFonts w:cs="Times New Roman"/>
-          <w:sz w:val="24"/>
-          <w:szCs w:val="24"/>
-          <w:lang w:val="ru-RU"/>
-        </w:rPr>
-        <w:t>, 2022</w:t>
+        <w:t>Пермяков В.Н., Сивков Ю.В., Мартынович В.Л., Хайруллина Л.Б. Анализ риска аварий на опасных производственных объектах: Учебное пособие. — Тюмень: Изд-во ТюмГУ, 2022</w:t>
       </w:r>
       <w:r>
         <w:rPr>
@@ -24342,25 +23592,7 @@
           <w:sz w:val="24"/>
           <w:szCs w:val="24"/>
         </w:rPr>
-        <w:t xml:space="preserve">» (Considering Human Factor Impact on Professional Risks when Using the Fault Tree Method (Fomin A.I., </w:t>
-      </w:r>
-      <w:proofErr w:type="spellStart"/>
-      <w:r>
-        <w:rPr>
-          <w:rFonts w:cs="Times New Roman"/>
-          <w:sz w:val="24"/>
-          <w:szCs w:val="24"/>
-        </w:rPr>
-        <w:t>Trubitsyn</w:t>
-      </w:r>
-      <w:proofErr w:type="spellEnd"/>
-      <w:r>
-        <w:rPr>
-          <w:rFonts w:cs="Times New Roman"/>
-          <w:sz w:val="24"/>
-          <w:szCs w:val="24"/>
-        </w:rPr>
-        <w:t xml:space="preserve"> A.A. </w:t>
+        <w:t xml:space="preserve">» (Considering Human Factor Impact on Professional Risks when Using the Fault Tree Method (Fomin A.I., Trubitsyn A.A. </w:t>
       </w:r>
       <w:r>
         <w:rPr>
@@ -24379,7 +23611,6 @@
         </w:rPr>
         <w:t xml:space="preserve"> </w:t>
       </w:r>
-      <w:proofErr w:type="spellStart"/>
       <w:r>
         <w:rPr>
           <w:rFonts w:cs="Times New Roman"/>
@@ -24389,7 +23620,6 @@
         </w:rPr>
         <w:t>др</w:t>
       </w:r>
-      <w:proofErr w:type="spellEnd"/>
       <w:r>
         <w:rPr>
           <w:rFonts w:cs="Times New Roman"/>
